--- a/work/reviewresponse/MBACase_ReviewResponsePlaybook_EXHIBITS_EN.docx
+++ b/work/reviewresponse/MBACase_ReviewResponsePlaybook_EXHIBITS_EN.docx
@@ -40,6 +40,8 @@
       <w:r>
         <w:rPr>
           <w:rFonts w:ascii="Noto Sans CJK KR" w:cs="Noto Sans CJK KR" w:eastAsia="Noto Sans CJK KR" w:hAnsi="Noto Sans CJK KR"/>
+          <w:b w:val="false"/>
+          <w:bCs w:val="false"/>
           <w:i/>
           <w:iCs/>
           <w:sz w:val="22"/>
@@ -50,6 +52,8 @@
       <w:r>
         <w:rPr>
           <w:rFonts w:ascii="Noto Sans CJK KR" w:cs="Noto Sans CJK KR" w:eastAsia="Noto Sans CJK KR" w:hAnsi="Noto Sans CJK KR"/>
+          <w:b/>
+          <w:bCs/>
           <w:i/>
           <w:iCs/>
           <w:sz w:val="22"/>
@@ -60,6 +64,8 @@
       <w:r>
         <w:rPr>
           <w:rFonts w:ascii="Noto Sans CJK KR" w:cs="Noto Sans CJK KR" w:eastAsia="Noto Sans CJK KR" w:hAnsi="Noto Sans CJK KR"/>
+          <w:b w:val="false"/>
+          <w:bCs w:val="false"/>
           <w:i/>
           <w:iCs/>
           <w:sz w:val="22"/>
@@ -70,6 +76,8 @@
       <w:r>
         <w:rPr>
           <w:rFonts w:ascii="Noto Sans CJK KR" w:cs="Noto Sans CJK KR" w:eastAsia="Noto Sans CJK KR" w:hAnsi="Noto Sans CJK KR"/>
+          <w:b/>
+          <w:bCs/>
           <w:i/>
           <w:iCs/>
           <w:sz w:val="22"/>
@@ -80,6 +88,8 @@
       <w:r>
         <w:rPr>
           <w:rFonts w:ascii="Noto Sans CJK KR" w:cs="Noto Sans CJK KR" w:eastAsia="Noto Sans CJK KR" w:hAnsi="Noto Sans CJK KR"/>
+          <w:b w:val="false"/>
+          <w:bCs w:val="false"/>
           <w:i/>
           <w:iCs/>
           <w:sz w:val="22"/>
@@ -122,6 +132,8 @@
       <w:r>
         <w:rPr>
           <w:rFonts w:ascii="Noto Sans CJK KR" w:cs="Noto Sans CJK KR" w:eastAsia="Noto Sans CJK KR" w:hAnsi="Noto Sans CJK KR"/>
+          <w:b w:val="false"/>
+          <w:bCs w:val="false"/>
           <w:i/>
           <w:iCs/>
           <w:sz w:val="22"/>
@@ -132,6 +144,8 @@
       <w:r>
         <w:rPr>
           <w:rFonts w:ascii="Noto Sans CJK KR" w:cs="Noto Sans CJK KR" w:eastAsia="Noto Sans CJK KR" w:hAnsi="Noto Sans CJK KR"/>
+          <w:b/>
+          <w:bCs/>
           <w:i/>
           <w:iCs/>
           <w:sz w:val="22"/>
@@ -142,6 +156,8 @@
       <w:r>
         <w:rPr>
           <w:rFonts w:ascii="Noto Sans CJK KR" w:cs="Noto Sans CJK KR" w:eastAsia="Noto Sans CJK KR" w:hAnsi="Noto Sans CJK KR"/>
+          <w:b w:val="false"/>
+          <w:bCs w:val="false"/>
           <w:i/>
           <w:iCs/>
           <w:sz w:val="22"/>
@@ -152,24 +168,14 @@
       <w:r>
         <w:rPr>
           <w:rFonts w:ascii="Noto Sans CJK KR" w:cs="Noto Sans CJK KR" w:eastAsia="Noto Sans CJK KR" w:hAnsi="Noto Sans CJK KR"/>
+          <w:b/>
+          <w:bCs/>
           <w:i/>
           <w:iCs/>
           <w:sz w:val="22"/>
           <w:szCs w:val="22"/>
         </w:rPr>
         <w:t xml:space="preserve">Exclude the F supplement when distributing to an executive seminar.</w:t>
-      </w:r>
-      <w:r>
-        <w:rPr>
-          <w:rFonts w:ascii="Noto Sans CJK KR" w:cs="Noto Sans CJK KR" w:eastAsia="Noto Sans CJK KR" w:hAnsi="Noto Sans CJK KR"/>
-          <w:b w:val="false"/>
-          <w:bCs w:val="false"/>
-          <w:i w:val="false"/>
-          <w:iCs w:val="false"/>
-          <w:sz w:val="22"/>
-          <w:szCs w:val="22"/>
-        </w:rPr>
-        <w:t xml:space="preserve">**</w:t>
       </w:r>
     </w:p>
     <w:p>
@@ -206,6 +212,8 @@
       <w:r>
         <w:rPr>
           <w:rFonts w:ascii="Noto Sans CJK KR" w:cs="Noto Sans CJK KR" w:eastAsia="Noto Sans CJK KR" w:hAnsi="Noto Sans CJK KR"/>
+          <w:b w:val="false"/>
+          <w:bCs w:val="false"/>
           <w:i/>
           <w:iCs/>
           <w:sz w:val="22"/>
@@ -276,6 +284,8 @@
           <w:rFonts w:ascii="Noto Sans CJK KR" w:cs="Noto Sans CJK KR" w:eastAsia="Noto Sans CJK KR" w:hAnsi="Noto Sans CJK KR"/>
           <w:b/>
           <w:bCs/>
+          <w:i w:val="false"/>
+          <w:iCs w:val="false"/>
           <w:sz w:val="22"/>
           <w:szCs w:val="22"/>
         </w:rPr>
@@ -409,6 +419,10 @@
             <w:r>
               <w:rPr>
                 <w:rFonts w:ascii="Noto Sans Mono CJK KR" w:cs="Noto Sans Mono CJK KR" w:eastAsia="Noto Sans Mono CJK KR" w:hAnsi="Noto Sans Mono CJK KR"/>
+                <w:b w:val="false"/>
+                <w:bCs w:val="false"/>
+                <w:i w:val="false"/>
+                <w:iCs w:val="false"/>
                 <w:sz w:val="20"/>
                 <w:szCs w:val="20"/>
               </w:rPr>
@@ -529,6 +543,8 @@
                 <w:rFonts w:ascii="Noto Sans CJK KR" w:cs="Noto Sans CJK KR" w:eastAsia="Noto Sans CJK KR" w:hAnsi="Noto Sans CJK KR"/>
                 <w:b/>
                 <w:bCs/>
+                <w:i w:val="false"/>
+                <w:iCs w:val="false"/>
                 <w:sz w:val="22"/>
                 <w:szCs w:val="22"/>
               </w:rPr>
@@ -576,6 +592,8 @@
                 <w:rFonts w:ascii="Noto Sans CJK KR" w:cs="Noto Sans CJK KR" w:eastAsia="Noto Sans CJK KR" w:hAnsi="Noto Sans CJK KR"/>
                 <w:b/>
                 <w:bCs/>
+                <w:i w:val="false"/>
+                <w:iCs w:val="false"/>
                 <w:sz w:val="22"/>
                 <w:szCs w:val="22"/>
               </w:rPr>
@@ -623,6 +641,8 @@
                 <w:rFonts w:ascii="Noto Sans CJK KR" w:cs="Noto Sans CJK KR" w:eastAsia="Noto Sans CJK KR" w:hAnsi="Noto Sans CJK KR"/>
                 <w:b/>
                 <w:bCs/>
+                <w:i w:val="false"/>
+                <w:iCs w:val="false"/>
                 <w:sz w:val="22"/>
                 <w:szCs w:val="22"/>
               </w:rPr>
@@ -682,6 +702,8 @@
                 <w:rFonts w:ascii="Noto Sans CJK KR" w:cs="Noto Sans CJK KR" w:eastAsia="Noto Sans CJK KR" w:hAnsi="Noto Sans CJK KR"/>
                 <w:b/>
                 <w:bCs/>
+                <w:i w:val="false"/>
+                <w:iCs w:val="false"/>
                 <w:sz w:val="22"/>
                 <w:szCs w:val="22"/>
               </w:rPr>
@@ -741,6 +763,8 @@
                 <w:rFonts w:ascii="Noto Sans CJK KR" w:cs="Noto Sans CJK KR" w:eastAsia="Noto Sans CJK KR" w:hAnsi="Noto Sans CJK KR"/>
                 <w:b/>
                 <w:bCs/>
+                <w:i w:val="false"/>
+                <w:iCs w:val="false"/>
                 <w:sz w:val="22"/>
                 <w:szCs w:val="22"/>
               </w:rPr>
@@ -861,6 +885,8 @@
                 <w:rFonts w:ascii="Noto Sans CJK KR" w:cs="Noto Sans CJK KR" w:eastAsia="Noto Sans CJK KR" w:hAnsi="Noto Sans CJK KR"/>
                 <w:b/>
                 <w:bCs/>
+                <w:i w:val="false"/>
+                <w:iCs w:val="false"/>
                 <w:sz w:val="22"/>
                 <w:szCs w:val="22"/>
               </w:rPr>
@@ -919,6 +945,8 @@
           <w:rFonts w:ascii="Noto Sans CJK KR" w:cs="Noto Sans CJK KR" w:eastAsia="Noto Sans CJK KR" w:hAnsi="Noto Sans CJK KR"/>
           <w:b/>
           <w:bCs/>
+          <w:i w:val="false"/>
+          <w:iCs w:val="false"/>
           <w:sz w:val="22"/>
           <w:szCs w:val="22"/>
         </w:rPr>
@@ -941,6 +969,8 @@
           <w:rFonts w:ascii="Noto Sans CJK KR" w:cs="Noto Sans CJK KR" w:eastAsia="Noto Sans CJK KR" w:hAnsi="Noto Sans CJK KR"/>
           <w:b/>
           <w:bCs/>
+          <w:i w:val="false"/>
+          <w:iCs w:val="false"/>
           <w:sz w:val="22"/>
           <w:szCs w:val="22"/>
         </w:rPr>
@@ -963,6 +993,8 @@
           <w:rFonts w:ascii="Noto Sans CJK KR" w:cs="Noto Sans CJK KR" w:eastAsia="Noto Sans CJK KR" w:hAnsi="Noto Sans CJK KR"/>
           <w:b/>
           <w:bCs/>
+          <w:i w:val="false"/>
+          <w:iCs w:val="false"/>
           <w:sz w:val="22"/>
           <w:szCs w:val="22"/>
         </w:rPr>
@@ -985,6 +1017,8 @@
           <w:rFonts w:ascii="Noto Sans CJK KR" w:cs="Noto Sans CJK KR" w:eastAsia="Noto Sans CJK KR" w:hAnsi="Noto Sans CJK KR"/>
           <w:b/>
           <w:bCs/>
+          <w:i w:val="false"/>
+          <w:iCs w:val="false"/>
           <w:sz w:val="22"/>
           <w:szCs w:val="22"/>
         </w:rPr>
@@ -1042,6 +1076,8 @@
           <w:rFonts w:ascii="Noto Sans CJK KR" w:cs="Noto Sans CJK KR" w:eastAsia="Noto Sans CJK KR" w:hAnsi="Noto Sans CJK KR"/>
           <w:b/>
           <w:bCs/>
+          <w:i w:val="false"/>
+          <w:iCs w:val="false"/>
           <w:sz w:val="22"/>
           <w:szCs w:val="22"/>
         </w:rPr>
@@ -1082,6 +1118,8 @@
           <w:rFonts w:ascii="Noto Sans CJK KR" w:cs="Noto Sans CJK KR" w:eastAsia="Noto Sans CJK KR" w:hAnsi="Noto Sans CJK KR"/>
           <w:b/>
           <w:bCs/>
+          <w:i w:val="false"/>
+          <w:iCs w:val="false"/>
           <w:sz w:val="22"/>
           <w:szCs w:val="22"/>
         </w:rPr>
@@ -1104,6 +1142,8 @@
           <w:rFonts w:ascii="Noto Sans CJK KR" w:cs="Noto Sans CJK KR" w:eastAsia="Noto Sans CJK KR" w:hAnsi="Noto Sans CJK KR"/>
           <w:b/>
           <w:bCs/>
+          <w:i w:val="false"/>
+          <w:iCs w:val="false"/>
           <w:sz w:val="22"/>
           <w:szCs w:val="22"/>
         </w:rPr>
@@ -1139,6 +1179,8 @@
           <w:rFonts w:ascii="Noto Sans CJK KR" w:cs="Noto Sans CJK KR" w:eastAsia="Noto Sans CJK KR" w:hAnsi="Noto Sans CJK KR"/>
           <w:b/>
           <w:bCs/>
+          <w:i w:val="false"/>
+          <w:iCs w:val="false"/>
           <w:sz w:val="22"/>
           <w:szCs w:val="22"/>
         </w:rPr>
@@ -1340,6 +1382,8 @@
                 <w:rFonts w:ascii="Noto Sans CJK KR" w:cs="Noto Sans CJK KR" w:eastAsia="Noto Sans CJK KR" w:hAnsi="Noto Sans CJK KR"/>
                 <w:b/>
                 <w:bCs/>
+                <w:i w:val="false"/>
+                <w:iCs w:val="false"/>
                 <w:sz w:val="22"/>
                 <w:szCs w:val="22"/>
               </w:rPr>
@@ -1453,6 +1497,8 @@
                 <w:rFonts w:ascii="Noto Sans CJK KR" w:cs="Noto Sans CJK KR" w:eastAsia="Noto Sans CJK KR" w:hAnsi="Noto Sans CJK KR"/>
                 <w:b/>
                 <w:bCs/>
+                <w:i w:val="false"/>
+                <w:iCs w:val="false"/>
                 <w:sz w:val="22"/>
                 <w:szCs w:val="22"/>
               </w:rPr>
@@ -1566,6 +1612,8 @@
                 <w:rFonts w:ascii="Noto Sans CJK KR" w:cs="Noto Sans CJK KR" w:eastAsia="Noto Sans CJK KR" w:hAnsi="Noto Sans CJK KR"/>
                 <w:b/>
                 <w:bCs/>
+                <w:i w:val="false"/>
+                <w:iCs w:val="false"/>
                 <w:sz w:val="22"/>
                 <w:szCs w:val="22"/>
               </w:rPr>
@@ -1642,6 +1690,8 @@
                 <w:rFonts w:ascii="Noto Sans CJK KR" w:cs="Noto Sans CJK KR" w:eastAsia="Noto Sans CJK KR" w:hAnsi="Noto Sans CJK KR"/>
                 <w:b/>
                 <w:bCs/>
+                <w:i w:val="false"/>
+                <w:iCs w:val="false"/>
                 <w:sz w:val="22"/>
                 <w:szCs w:val="22"/>
               </w:rPr>
@@ -1689,6 +1739,8 @@
                 <w:rFonts w:ascii="Noto Sans CJK KR" w:cs="Noto Sans CJK KR" w:eastAsia="Noto Sans CJK KR" w:hAnsi="Noto Sans CJK KR"/>
                 <w:b/>
                 <w:bCs/>
+                <w:i w:val="false"/>
+                <w:iCs w:val="false"/>
                 <w:sz w:val="22"/>
                 <w:szCs w:val="22"/>
               </w:rPr>
@@ -2041,6 +2093,8 @@
           <w:rFonts w:ascii="Noto Sans CJK KR" w:cs="Noto Sans CJK KR" w:eastAsia="Noto Sans CJK KR" w:hAnsi="Noto Sans CJK KR"/>
           <w:b/>
           <w:bCs/>
+          <w:i w:val="false"/>
+          <w:iCs w:val="false"/>
           <w:sz w:val="22"/>
           <w:szCs w:val="22"/>
         </w:rPr>
@@ -2069,6 +2123,8 @@
           <w:rFonts w:ascii="Noto Sans CJK KR" w:cs="Noto Sans CJK KR" w:eastAsia="Noto Sans CJK KR" w:hAnsi="Noto Sans CJK KR"/>
           <w:b/>
           <w:bCs/>
+          <w:i w:val="false"/>
+          <w:iCs w:val="false"/>
           <w:sz w:val="22"/>
           <w:szCs w:val="22"/>
         </w:rPr>
@@ -2101,6 +2157,8 @@
           <w:rFonts w:ascii="Noto Sans CJK KR" w:cs="Noto Sans CJK KR" w:eastAsia="Noto Sans CJK KR" w:hAnsi="Noto Sans CJK KR"/>
           <w:b/>
           <w:bCs/>
+          <w:i w:val="false"/>
+          <w:iCs w:val="false"/>
           <w:sz w:val="22"/>
           <w:szCs w:val="22"/>
         </w:rPr>
@@ -2148,6 +2206,8 @@
           <w:rFonts w:ascii="Noto Sans CJK KR" w:cs="Noto Sans CJK KR" w:eastAsia="Noto Sans CJK KR" w:hAnsi="Noto Sans CJK KR"/>
           <w:b/>
           <w:bCs/>
+          <w:i w:val="false"/>
+          <w:iCs w:val="false"/>
           <w:sz w:val="22"/>
           <w:szCs w:val="22"/>
         </w:rPr>
@@ -2171,6 +2231,8 @@
           <w:rFonts w:ascii="Noto Sans CJK KR" w:cs="Noto Sans CJK KR" w:eastAsia="Noto Sans CJK KR" w:hAnsi="Noto Sans CJK KR"/>
           <w:b/>
           <w:bCs/>
+          <w:i w:val="false"/>
+          <w:iCs w:val="false"/>
           <w:sz w:val="22"/>
           <w:szCs w:val="22"/>
         </w:rPr>
@@ -2199,6 +2261,8 @@
           <w:rFonts w:ascii="Noto Sans CJK KR" w:cs="Noto Sans CJK KR" w:eastAsia="Noto Sans CJK KR" w:hAnsi="Noto Sans CJK KR"/>
           <w:b/>
           <w:bCs/>
+          <w:i w:val="false"/>
+          <w:iCs w:val="false"/>
           <w:sz w:val="22"/>
           <w:szCs w:val="22"/>
         </w:rPr>
@@ -2214,17 +2278,31 @@
           <w:sz w:val="22"/>
           <w:szCs w:val="22"/>
         </w:rPr>
-        <w:t xml:space="preserve">: "the count of new COVID-19 confirmed cases in week t−1 *</w:t>
-      </w:r>
-      <w:r>
-        <w:rPr>
-          <w:rFonts w:ascii="Noto Sans CJK KR" w:cs="Noto Sans CJK KR" w:eastAsia="Noto Sans CJK KR" w:hAnsi="Noto Sans CJK KR"/>
+        <w:t xml:space="preserve">: "the count of new COVID-19 confirmed cases in week t−1 </w:t>
+      </w:r>
+      <w:r>
+        <w:rPr>
+          <w:rFonts w:ascii="Noto Sans CJK KR" w:cs="Noto Sans CJK KR" w:eastAsia="Noto Sans CJK KR" w:hAnsi="Noto Sans CJK KR"/>
+          <w:b/>
+          <w:bCs/>
+          <w:i w:val="false"/>
+          <w:iCs w:val="false"/>
+          <w:sz w:val="22"/>
+          <w:szCs w:val="22"/>
+        </w:rPr>
+        <w:t xml:space="preserve">for motel </w:t>
+      </w:r>
+      <w:r>
+        <w:rPr>
+          <w:rFonts w:ascii="Noto Sans CJK KR" w:cs="Noto Sans CJK KR" w:eastAsia="Noto Sans CJK KR" w:hAnsi="Noto Sans CJK KR"/>
+          <w:b/>
+          <w:bCs/>
           <w:i/>
           <w:iCs/>
           <w:sz w:val="22"/>
           <w:szCs w:val="22"/>
         </w:rPr>
-        <w:t xml:space="preserve">for motel </w:t>
+        <w:t xml:space="preserve">i</w:t>
       </w:r>
       <w:r>
         <w:rPr>
@@ -2236,7 +2314,7 @@
           <w:sz w:val="22"/>
           <w:szCs w:val="22"/>
         </w:rPr>
-        <w:t xml:space="preserve">i***"</w:t>
+        <w:t xml:space="preserve">"</w:t>
       </w:r>
     </w:p>
     <w:p>
@@ -2253,6 +2331,8 @@
           <w:rFonts w:ascii="Noto Sans CJK KR" w:cs="Noto Sans CJK KR" w:eastAsia="Noto Sans CJK KR" w:hAnsi="Noto Sans CJK KR"/>
           <w:b/>
           <w:bCs/>
+          <w:i w:val="false"/>
+          <w:iCs w:val="false"/>
           <w:sz w:val="22"/>
           <w:szCs w:val="22"/>
         </w:rPr>
@@ -2275,6 +2355,8 @@
           <w:rFonts w:ascii="Noto Sans CJK KR" w:cs="Noto Sans CJK KR" w:eastAsia="Noto Sans CJK KR" w:hAnsi="Noto Sans CJK KR"/>
           <w:b/>
           <w:bCs/>
+          <w:i w:val="false"/>
+          <w:iCs w:val="false"/>
           <w:sz w:val="22"/>
           <w:szCs w:val="22"/>
         </w:rPr>
@@ -2335,6 +2417,8 @@
           <w:rFonts w:ascii="Noto Sans CJK KR" w:cs="Noto Sans CJK KR" w:eastAsia="Noto Sans CJK KR" w:hAnsi="Noto Sans CJK KR"/>
           <w:b/>
           <w:bCs/>
+          <w:i w:val="false"/>
+          <w:iCs w:val="false"/>
           <w:sz w:val="22"/>
           <w:szCs w:val="22"/>
         </w:rPr>
@@ -2375,6 +2459,8 @@
           <w:rFonts w:ascii="Noto Sans CJK KR" w:cs="Noto Sans CJK KR" w:eastAsia="Noto Sans CJK KR" w:hAnsi="Noto Sans CJK KR"/>
           <w:b/>
           <w:bCs/>
+          <w:i w:val="false"/>
+          <w:iCs w:val="false"/>
           <w:sz w:val="22"/>
           <w:szCs w:val="22"/>
         </w:rPr>
@@ -2410,6 +2496,8 @@
           <w:rFonts w:ascii="Noto Sans CJK KR" w:cs="Noto Sans CJK KR" w:eastAsia="Noto Sans CJK KR" w:hAnsi="Noto Sans CJK KR"/>
           <w:b/>
           <w:bCs/>
+          <w:i w:val="false"/>
+          <w:iCs w:val="false"/>
           <w:sz w:val="22"/>
           <w:szCs w:val="22"/>
         </w:rPr>
@@ -2567,18 +2655,22 @@
       <w:r>
         <w:rPr>
           <w:rFonts w:ascii="Noto Sans Mono CJK KR" w:cs="Noto Sans Mono CJK KR" w:eastAsia="Noto Sans Mono CJK KR" w:hAnsi="Noto Sans Mono CJK KR"/>
-          <w:sz w:val="20"/>
-          <w:szCs w:val="20"/>
-        </w:rPr>
-        <w:t xml:space="preserve">μ(i)</w:t>
-      </w:r>
-      <w:r>
-        <w:rPr>
-          <w:rFonts w:ascii="Noto Sans CJK KR" w:cs="Noto Sans CJK KR" w:eastAsia="Noto Sans CJK KR" w:hAnsi="Noto Sans CJK KR"/>
           <w:b w:val="false"/>
           <w:bCs w:val="false"/>
           <w:i w:val="false"/>
           <w:iCs w:val="false"/>
+          <w:sz w:val="20"/>
+          <w:szCs w:val="20"/>
+        </w:rPr>
+        <w:t xml:space="preserve">μ(i)</w:t>
+      </w:r>
+      <w:r>
+        <w:rPr>
+          <w:rFonts w:ascii="Noto Sans CJK KR" w:cs="Noto Sans CJK KR" w:eastAsia="Noto Sans CJK KR" w:hAnsi="Noto Sans CJK KR"/>
+          <w:b w:val="false"/>
+          <w:bCs w:val="false"/>
+          <w:i w:val="false"/>
+          <w:iCs w:val="false"/>
           <w:sz w:val="22"/>
           <w:szCs w:val="22"/>
         </w:rPr>
@@ -2587,6 +2679,10 @@
       <w:r>
         <w:rPr>
           <w:rFonts w:ascii="Noto Sans Mono CJK KR" w:cs="Noto Sans Mono CJK KR" w:eastAsia="Noto Sans Mono CJK KR" w:hAnsi="Noto Sans Mono CJK KR"/>
+          <w:b w:val="false"/>
+          <w:bCs w:val="false"/>
+          <w:i w:val="false"/>
+          <w:iCs w:val="false"/>
           <w:sz w:val="20"/>
           <w:szCs w:val="20"/>
         </w:rPr>
@@ -2665,6 +2761,8 @@
       <w:r>
         <w:rPr>
           <w:rFonts w:ascii="Noto Sans CJK KR" w:cs="Noto Sans CJK KR" w:eastAsia="Noto Sans CJK KR" w:hAnsi="Noto Sans CJK KR"/>
+          <w:b w:val="false"/>
+          <w:bCs w:val="false"/>
           <w:i/>
           <w:iCs/>
           <w:sz w:val="22"/>
@@ -3717,6 +3815,8 @@
       <w:r>
         <w:rPr>
           <w:rFonts w:ascii="Noto Sans CJK KR" w:cs="Noto Sans CJK KR" w:eastAsia="Noto Sans CJK KR" w:hAnsi="Noto Sans CJK KR"/>
+          <w:b w:val="false"/>
+          <w:bCs w:val="false"/>
           <w:i/>
           <w:iCs/>
           <w:sz w:val="22"/>
@@ -5292,6 +5392,8 @@
       <w:r>
         <w:rPr>
           <w:rFonts w:ascii="Noto Sans CJK KR" w:cs="Noto Sans CJK KR" w:eastAsia="Noto Sans CJK KR" w:hAnsi="Noto Sans CJK KR"/>
+          <w:b w:val="false"/>
+          <w:bCs w:val="false"/>
           <w:i/>
           <w:iCs/>
           <w:sz w:val="22"/>

--- a/work/reviewresponse/MBACase_ReviewResponsePlaybook_EXHIBITS_EN.docx
+++ b/work/reviewresponse/MBACase_ReviewResponsePlaybook_EXHIBITS_EN.docx
@@ -2699,6 +2699,3324 @@
           <w:szCs w:val="22"/>
         </w:rPr>
         <w:t xml:space="preserve"> = time fixed effects.</w:t>
+      </w:r>
+    </w:p>
+    <w:p>
+      <w:pPr>
+        <w:spacing w:after="40" w:before="40"/>
+      </w:pPr>
+      <w:r>
+        <w:t xml:space="preserve"/>
+      </w:r>
+    </w:p>
+    <w:p>
+      <w:pPr>
+        <w:pBdr>
+          <w:bottom w:val="single" w:color="888888" w:sz="6" w:space="1"/>
+        </w:pBdr>
+        <w:spacing w:after="120" w:before="120"/>
+      </w:pPr>
+      <w:r>
+        <w:t xml:space="preserve"/>
+      </w:r>
+    </w:p>
+    <w:p>
+      <w:pPr>
+        <w:spacing w:after="40" w:before="40"/>
+      </w:pPr>
+      <w:r>
+        <w:t xml:space="preserve"/>
+      </w:r>
+    </w:p>
+    <w:p>
+      <w:pPr>
+        <w:pStyle w:val="Heading2"/>
+        <w:spacing w:after="120" w:before="240"/>
+      </w:pPr>
+      <w:r>
+        <w:rPr>
+          <w:rFonts w:ascii="Noto Sans CJK KR" w:cs="Noto Sans CJK KR" w:eastAsia="Noto Sans CJK KR" w:hAnsi="Noto Sans CJK KR"/>
+          <w:b/>
+          <w:bCs/>
+          <w:i w:val="false"/>
+          <w:iCs w:val="false"/>
+          <w:sz w:val="30"/>
+          <w:szCs w:val="30"/>
+        </w:rPr>
+        <w:t xml:space="preserve">Exhibit B · Table 4 — Main effects (MBA technical session)</w:t>
+      </w:r>
+    </w:p>
+    <w:p>
+      <w:pPr>
+        <w:spacing w:after="40" w:before="40"/>
+      </w:pPr>
+      <w:r>
+        <w:t xml:space="preserve"/>
+      </w:r>
+    </w:p>
+    <w:p>
+      <w:pPr>
+        <w:spacing w:after="60" w:before="60" w:line="320"/>
+      </w:pPr>
+      <w:r>
+        <w:rPr>
+          <w:rFonts w:ascii="Noto Sans CJK KR" w:cs="Noto Sans CJK KR" w:eastAsia="Noto Sans CJK KR" w:hAnsi="Noto Sans CJK KR"/>
+          <w:b w:val="false"/>
+          <w:bCs w:val="false"/>
+          <w:i/>
+          <w:iCs/>
+          <w:sz w:val="22"/>
+          <w:szCs w:val="22"/>
+        </w:rPr>
+        <w:t xml:space="preserve">Manuscript Table 4, "고정효과패널분석 결과" (fixed-effects panel analysis). Reproduced as printed.</w:t>
+      </w:r>
+    </w:p>
+    <w:p>
+      <w:pPr>
+        <w:spacing w:after="40" w:before="40"/>
+      </w:pPr>
+      <w:r>
+        <w:t xml:space="preserve"/>
+      </w:r>
+    </w:p>
+    <w:tbl>
+      <w:tblPr>
+        <w:tblW w:type="dxa" w:w="9000"/>
+        <w:tblBorders>
+          <w:top w:val="single" w:color="auto" w:sz="4"/>
+          <w:left w:val="single" w:color="auto" w:sz="4"/>
+          <w:bottom w:val="single" w:color="auto" w:sz="4"/>
+          <w:right w:val="single" w:color="auto" w:sz="4"/>
+          <w:insideH w:val="single" w:color="auto" w:sz="4"/>
+          <w:insideV w:val="single" w:color="auto" w:sz="4"/>
+        </w:tblBorders>
+      </w:tblPr>
+      <w:tblGrid>
+        <w:gridCol w:w="3000"/>
+        <w:gridCol w:w="3000"/>
+        <w:gridCol w:w="3000"/>
+      </w:tblGrid>
+      <w:tr>
+        <w:trPr>
+          <w:cantSplit/>
+          <w:tblHeader/>
+        </w:trPr>
+        <w:tc>
+          <w:tcPr>
+            <w:tcW w:type="dxa" w:w="3000"/>
+            <w:shd w:fill="D9D9D9" w:color="auto" w:val="clear"/>
+          </w:tcPr>
+          <w:p>
+            <w:pPr>
+              <w:keepNext/>
+              <w:jc w:val="center"/>
+            </w:pPr>
+            <w:r>
+              <w:rPr>
+                <w:rFonts w:ascii="Noto Sans CJK KR" w:cs="Noto Sans CJK KR" w:eastAsia="Noto Sans CJK KR" w:hAnsi="Noto Sans CJK KR"/>
+              </w:rPr>
+              <w:t xml:space="preserve"/>
+            </w:r>
+          </w:p>
+        </w:tc>
+        <w:tc>
+          <w:tcPr>
+            <w:tcW w:type="dxa" w:w="3000"/>
+            <w:shd w:fill="D9D9D9" w:color="auto" w:val="clear"/>
+          </w:tcPr>
+          <w:p>
+            <w:pPr>
+              <w:keepNext/>
+              <w:jc w:val="center"/>
+            </w:pPr>
+            <w:r>
+              <w:rPr>
+                <w:rFonts w:ascii="Noto Sans CJK KR" w:cs="Noto Sans CJK KR" w:eastAsia="Noto Sans CJK KR" w:hAnsi="Noto Sans CJK KR"/>
+                <w:b/>
+                <w:bCs/>
+                <w:i w:val="false"/>
+                <w:iCs w:val="false"/>
+                <w:sz w:val="22"/>
+                <w:szCs w:val="22"/>
+              </w:rPr>
+              <w:t xml:space="preserve">Variable</w:t>
+            </w:r>
+          </w:p>
+        </w:tc>
+        <w:tc>
+          <w:tcPr>
+            <w:tcW w:type="dxa" w:w="3000"/>
+            <w:shd w:fill="D9D9D9" w:color="auto" w:val="clear"/>
+          </w:tcPr>
+          <w:p>
+            <w:pPr>
+              <w:keepNext/>
+              <w:jc w:val="center"/>
+            </w:pPr>
+            <w:r>
+              <w:rPr>
+                <w:rFonts w:ascii="Noto Sans CJK KR" w:cs="Noto Sans CJK KR" w:eastAsia="Noto Sans CJK KR" w:hAnsi="Noto Sans CJK KR"/>
+                <w:b/>
+                <w:bCs/>
+                <w:i w:val="false"/>
+                <w:iCs w:val="false"/>
+                <w:sz w:val="22"/>
+                <w:szCs w:val="22"/>
+              </w:rPr>
+              <w:t xml:space="preserve">Model 1 Coefficient (Standard error)</w:t>
+            </w:r>
+          </w:p>
+        </w:tc>
+      </w:tr>
+      <w:tr>
+        <w:trPr>
+          <w:cantSplit/>
+        </w:trPr>
+        <w:tc>
+          <w:tcPr>
+            <w:tcW w:type="dxa" w:w="3000"/>
+          </w:tcPr>
+          <w:p>
+            <w:pPr>
+              <w:keepNext/>
+            </w:pPr>
+            <w:r>
+              <w:rPr>
+                <w:rFonts w:ascii="Noto Sans CJK KR" w:cs="Noto Sans CJK KR" w:eastAsia="Noto Sans CJK KR" w:hAnsi="Noto Sans CJK KR"/>
+                <w:b w:val="false"/>
+                <w:bCs w:val="false"/>
+                <w:i w:val="false"/>
+                <w:iCs w:val="false"/>
+                <w:sz w:val="22"/>
+                <w:szCs w:val="22"/>
+              </w:rPr>
+              <w:t xml:space="preserve">Intensity</w:t>
+            </w:r>
+          </w:p>
+        </w:tc>
+        <w:tc>
+          <w:tcPr>
+            <w:tcW w:type="dxa" w:w="3000"/>
+          </w:tcPr>
+          <w:p>
+            <w:pPr>
+              <w:keepNext/>
+            </w:pPr>
+            <w:r>
+              <w:rPr>
+                <w:rFonts w:ascii="Noto Sans CJK KR" w:cs="Noto Sans CJK KR" w:eastAsia="Noto Sans CJK KR" w:hAnsi="Noto Sans CJK KR"/>
+                <w:b w:val="false"/>
+                <w:bCs w:val="false"/>
+                <w:i w:val="false"/>
+                <w:iCs w:val="false"/>
+                <w:sz w:val="22"/>
+                <w:szCs w:val="22"/>
+              </w:rPr>
+              <w:t xml:space="preserve">reply_count</w:t>
+            </w:r>
+          </w:p>
+        </w:tc>
+        <w:tc>
+          <w:tcPr>
+            <w:tcW w:type="dxa" w:w="3000"/>
+          </w:tcPr>
+          <w:p>
+            <w:pPr>
+              <w:keepNext/>
+            </w:pPr>
+            <w:r>
+              <w:rPr>
+                <w:rFonts w:ascii="Noto Sans CJK KR" w:cs="Noto Sans CJK KR" w:eastAsia="Noto Sans CJK KR" w:hAnsi="Noto Sans CJK KR"/>
+                <w:b w:val="false"/>
+                <w:bCs w:val="false"/>
+                <w:i w:val="false"/>
+                <w:iCs w:val="false"/>
+                <w:sz w:val="22"/>
+                <w:szCs w:val="22"/>
+              </w:rPr>
+              <w:t xml:space="preserve">0.139*** (0.010)</w:t>
+            </w:r>
+          </w:p>
+        </w:tc>
+      </w:tr>
+      <w:tr>
+        <w:trPr>
+          <w:cantSplit/>
+        </w:trPr>
+        <w:tc>
+          <w:tcPr>
+            <w:tcW w:type="dxa" w:w="3000"/>
+          </w:tcPr>
+          <w:p>
+            <w:pPr>
+              <w:keepNext/>
+            </w:pPr>
+            <w:r>
+              <w:rPr>
+                <w:rFonts w:ascii="Noto Sans CJK KR" w:cs="Noto Sans CJK KR" w:eastAsia="Noto Sans CJK KR" w:hAnsi="Noto Sans CJK KR"/>
+                <w:b w:val="false"/>
+                <w:bCs w:val="false"/>
+                <w:i w:val="false"/>
+                <w:iCs w:val="false"/>
+                <w:sz w:val="22"/>
+                <w:szCs w:val="22"/>
+              </w:rPr>
+              <w:t xml:space="preserve">Timeliness</w:t>
+            </w:r>
+          </w:p>
+        </w:tc>
+        <w:tc>
+          <w:tcPr>
+            <w:tcW w:type="dxa" w:w="3000"/>
+          </w:tcPr>
+          <w:p>
+            <w:pPr>
+              <w:keepNext/>
+            </w:pPr>
+            <w:r>
+              <w:rPr>
+                <w:rFonts w:ascii="Noto Sans CJK KR" w:cs="Noto Sans CJK KR" w:eastAsia="Noto Sans CJK KR" w:hAnsi="Noto Sans CJK KR"/>
+                <w:b w:val="false"/>
+                <w:bCs w:val="false"/>
+                <w:i w:val="false"/>
+                <w:iCs w:val="false"/>
+                <w:sz w:val="22"/>
+                <w:szCs w:val="22"/>
+              </w:rPr>
+              <w:t xml:space="preserve">reply_speed</w:t>
+            </w:r>
+          </w:p>
+        </w:tc>
+        <w:tc>
+          <w:tcPr>
+            <w:tcW w:type="dxa" w:w="3000"/>
+          </w:tcPr>
+          <w:p>
+            <w:pPr>
+              <w:keepNext/>
+            </w:pPr>
+            <w:r>
+              <w:rPr>
+                <w:rFonts w:ascii="Noto Sans CJK KR" w:cs="Noto Sans CJK KR" w:eastAsia="Noto Sans CJK KR" w:hAnsi="Noto Sans CJK KR"/>
+                <w:b w:val="false"/>
+                <w:bCs w:val="false"/>
+                <w:i w:val="false"/>
+                <w:iCs w:val="false"/>
+                <w:sz w:val="22"/>
+                <w:szCs w:val="22"/>
+              </w:rPr>
+              <w:t xml:space="preserve">0.032** (0.011)</w:t>
+            </w:r>
+          </w:p>
+        </w:tc>
+      </w:tr>
+      <w:tr>
+        <w:trPr>
+          <w:cantSplit/>
+        </w:trPr>
+        <w:tc>
+          <w:tcPr>
+            <w:tcW w:type="dxa" w:w="3000"/>
+          </w:tcPr>
+          <w:p>
+            <w:pPr>
+              <w:keepNext/>
+            </w:pPr>
+            <w:r>
+              <w:rPr>
+                <w:rFonts w:ascii="Noto Sans CJK KR" w:cs="Noto Sans CJK KR" w:eastAsia="Noto Sans CJK KR" w:hAnsi="Noto Sans CJK KR"/>
+                <w:b w:val="false"/>
+                <w:bCs w:val="false"/>
+                <w:i w:val="false"/>
+                <w:iCs w:val="false"/>
+                <w:sz w:val="22"/>
+                <w:szCs w:val="22"/>
+              </w:rPr>
+              <w:t xml:space="preserve">Rating decline</w:t>
+            </w:r>
+          </w:p>
+        </w:tc>
+        <w:tc>
+          <w:tcPr>
+            <w:tcW w:type="dxa" w:w="3000"/>
+          </w:tcPr>
+          <w:p>
+            <w:pPr>
+              <w:keepNext/>
+            </w:pPr>
+            <w:r>
+              <w:rPr>
+                <w:rFonts w:ascii="Noto Sans CJK KR" w:cs="Noto Sans CJK KR" w:eastAsia="Noto Sans CJK KR" w:hAnsi="Noto Sans CJK KR"/>
+                <w:b w:val="false"/>
+                <w:bCs w:val="false"/>
+                <w:i w:val="false"/>
+                <w:iCs w:val="false"/>
+                <w:sz w:val="22"/>
+                <w:szCs w:val="22"/>
+              </w:rPr>
+              <w:t xml:space="preserve">rating_decline</w:t>
+            </w:r>
+          </w:p>
+        </w:tc>
+        <w:tc>
+          <w:tcPr>
+            <w:tcW w:type="dxa" w:w="3000"/>
+          </w:tcPr>
+          <w:p>
+            <w:pPr>
+              <w:keepNext/>
+            </w:pPr>
+            <w:r>
+              <w:rPr>
+                <w:rFonts w:ascii="Noto Sans CJK KR" w:cs="Noto Sans CJK KR" w:eastAsia="Noto Sans CJK KR" w:hAnsi="Noto Sans CJK KR"/>
+                <w:b w:val="false"/>
+                <w:bCs w:val="false"/>
+                <w:i w:val="false"/>
+                <w:iCs w:val="false"/>
+                <w:sz w:val="22"/>
+                <w:szCs w:val="22"/>
+              </w:rPr>
+              <w:t xml:space="preserve">-0.046*** (0.006)</w:t>
+            </w:r>
+          </w:p>
+        </w:tc>
+      </w:tr>
+      <w:tr>
+        <w:trPr>
+          <w:cantSplit/>
+        </w:trPr>
+        <w:tc>
+          <w:tcPr>
+            <w:tcW w:type="dxa" w:w="3000"/>
+          </w:tcPr>
+          <w:p>
+            <w:pPr>
+              <w:keepNext/>
+            </w:pPr>
+            <w:r>
+              <w:rPr>
+                <w:rFonts w:ascii="Noto Sans CJK KR" w:cs="Noto Sans CJK KR" w:eastAsia="Noto Sans CJK KR" w:hAnsi="Noto Sans CJK KR"/>
+                <w:b w:val="false"/>
+                <w:bCs w:val="false"/>
+                <w:i w:val="false"/>
+                <w:iCs w:val="false"/>
+                <w:sz w:val="22"/>
+                <w:szCs w:val="22"/>
+              </w:rPr>
+              <w:t xml:space="preserve">Controls</w:t>
+            </w:r>
+          </w:p>
+        </w:tc>
+        <w:tc>
+          <w:tcPr>
+            <w:tcW w:type="dxa" w:w="3000"/>
+          </w:tcPr>
+          <w:p>
+            <w:pPr>
+              <w:keepNext/>
+            </w:pPr>
+            <w:r>
+              <w:rPr>
+                <w:rFonts w:ascii="Noto Sans CJK KR" w:cs="Noto Sans CJK KR" w:eastAsia="Noto Sans CJK KR" w:hAnsi="Noto Sans CJK KR"/>
+                <w:b w:val="false"/>
+                <w:bCs w:val="false"/>
+                <w:i w:val="false"/>
+                <w:iCs w:val="false"/>
+                <w:sz w:val="22"/>
+                <w:szCs w:val="22"/>
+              </w:rPr>
+              <w:t xml:space="preserve">cumulative_reviews</w:t>
+            </w:r>
+          </w:p>
+        </w:tc>
+        <w:tc>
+          <w:tcPr>
+            <w:tcW w:type="dxa" w:w="3000"/>
+          </w:tcPr>
+          <w:p>
+            <w:pPr>
+              <w:keepNext/>
+            </w:pPr>
+            <w:r>
+              <w:rPr>
+                <w:rFonts w:ascii="Noto Sans CJK KR" w:cs="Noto Sans CJK KR" w:eastAsia="Noto Sans CJK KR" w:hAnsi="Noto Sans CJK KR"/>
+                <w:b w:val="false"/>
+                <w:bCs w:val="false"/>
+                <w:i w:val="false"/>
+                <w:iCs w:val="false"/>
+                <w:sz w:val="22"/>
+                <w:szCs w:val="22"/>
+              </w:rPr>
+              <w:t xml:space="preserve">0.130** (0.047)</w:t>
+            </w:r>
+          </w:p>
+        </w:tc>
+      </w:tr>
+      <w:tr>
+        <w:trPr>
+          <w:cantSplit/>
+        </w:trPr>
+        <w:tc>
+          <w:tcPr>
+            <w:tcW w:type="dxa" w:w="3000"/>
+          </w:tcPr>
+          <w:p>
+            <w:pPr>
+              <w:keepNext/>
+            </w:pPr>
+            <w:r>
+              <w:rPr>
+                <w:rFonts w:ascii="Noto Sans CJK KR" w:cs="Noto Sans CJK KR" w:eastAsia="Noto Sans CJK KR" w:hAnsi="Noto Sans CJK KR"/>
+                <w:b w:val="false"/>
+                <w:bCs w:val="false"/>
+                <w:i w:val="false"/>
+                <w:iCs w:val="false"/>
+                <w:sz w:val="22"/>
+                <w:szCs w:val="22"/>
+              </w:rPr>
+              <w:t xml:space="preserve"> </w:t>
+            </w:r>
+          </w:p>
+        </w:tc>
+        <w:tc>
+          <w:tcPr>
+            <w:tcW w:type="dxa" w:w="3000"/>
+          </w:tcPr>
+          <w:p>
+            <w:pPr>
+              <w:keepNext/>
+            </w:pPr>
+            <w:r>
+              <w:rPr>
+                <w:rFonts w:ascii="Noto Sans CJK KR" w:cs="Noto Sans CJK KR" w:eastAsia="Noto Sans CJK KR" w:hAnsi="Noto Sans CJK KR"/>
+                <w:b w:val="false"/>
+                <w:bCs w:val="false"/>
+                <w:i w:val="false"/>
+                <w:iCs w:val="false"/>
+                <w:sz w:val="22"/>
+                <w:szCs w:val="22"/>
+              </w:rPr>
+              <w:t xml:space="preserve">COVID_cases</w:t>
+            </w:r>
+          </w:p>
+        </w:tc>
+        <w:tc>
+          <w:tcPr>
+            <w:tcW w:type="dxa" w:w="3000"/>
+          </w:tcPr>
+          <w:p>
+            <w:pPr>
+              <w:keepNext/>
+            </w:pPr>
+            <w:r>
+              <w:rPr>
+                <w:rFonts w:ascii="Noto Sans CJK KR" w:cs="Noto Sans CJK KR" w:eastAsia="Noto Sans CJK KR" w:hAnsi="Noto Sans CJK KR"/>
+                <w:b w:val="false"/>
+                <w:bCs w:val="false"/>
+                <w:i w:val="false"/>
+                <w:iCs w:val="false"/>
+                <w:sz w:val="22"/>
+                <w:szCs w:val="22"/>
+              </w:rPr>
+              <w:t xml:space="preserve">-0.665*** (0.020)</w:t>
+            </w:r>
+          </w:p>
+        </w:tc>
+      </w:tr>
+      <w:tr>
+        <w:trPr>
+          <w:cantSplit/>
+        </w:trPr>
+        <w:tc>
+          <w:tcPr>
+            <w:tcW w:type="dxa" w:w="3000"/>
+          </w:tcPr>
+          <w:p>
+            <w:pPr>
+              <w:keepNext/>
+            </w:pPr>
+            <w:r>
+              <w:rPr>
+                <w:rFonts w:ascii="Noto Sans CJK KR" w:cs="Noto Sans CJK KR" w:eastAsia="Noto Sans CJK KR" w:hAnsi="Noto Sans CJK KR"/>
+                <w:b w:val="false"/>
+                <w:bCs w:val="false"/>
+                <w:i w:val="false"/>
+                <w:iCs w:val="false"/>
+                <w:sz w:val="22"/>
+                <w:szCs w:val="22"/>
+              </w:rPr>
+              <w:t xml:space="preserve"> </w:t>
+            </w:r>
+          </w:p>
+        </w:tc>
+        <w:tc>
+          <w:tcPr>
+            <w:tcW w:type="dxa" w:w="3000"/>
+          </w:tcPr>
+          <w:p>
+            <w:pPr>
+              <w:keepNext/>
+            </w:pPr>
+            <w:r>
+              <w:rPr>
+                <w:rFonts w:ascii="Noto Sans CJK KR" w:cs="Noto Sans CJK KR" w:eastAsia="Noto Sans CJK KR" w:hAnsi="Noto Sans CJK KR"/>
+                <w:b w:val="false"/>
+                <w:bCs w:val="false"/>
+                <w:i w:val="false"/>
+                <w:iCs w:val="false"/>
+                <w:sz w:val="22"/>
+                <w:szCs w:val="22"/>
+              </w:rPr>
+              <w:t xml:space="preserve">Constant</w:t>
+            </w:r>
+          </w:p>
+        </w:tc>
+        <w:tc>
+          <w:tcPr>
+            <w:tcW w:type="dxa" w:w="3000"/>
+          </w:tcPr>
+          <w:p>
+            <w:pPr>
+              <w:keepNext/>
+            </w:pPr>
+            <w:r>
+              <w:rPr>
+                <w:rFonts w:ascii="Noto Sans CJK KR" w:cs="Noto Sans CJK KR" w:eastAsia="Noto Sans CJK KR" w:hAnsi="Noto Sans CJK KR"/>
+                <w:b w:val="false"/>
+                <w:bCs w:val="false"/>
+                <w:i w:val="false"/>
+                <w:iCs w:val="false"/>
+                <w:sz w:val="22"/>
+                <w:szCs w:val="22"/>
+              </w:rPr>
+              <w:t xml:space="preserve">7.143*** (0.346)</w:t>
+            </w:r>
+          </w:p>
+        </w:tc>
+      </w:tr>
+      <w:tr>
+        <w:trPr>
+          <w:cantSplit/>
+        </w:trPr>
+        <w:tc>
+          <w:tcPr>
+            <w:tcW w:type="dxa" w:w="3000"/>
+          </w:tcPr>
+          <w:p>
+            <w:pPr>
+              <w:keepNext/>
+            </w:pPr>
+            <w:r>
+              <w:rPr>
+                <w:rFonts w:ascii="Noto Sans CJK KR" w:cs="Noto Sans CJK KR" w:eastAsia="Noto Sans CJK KR" w:hAnsi="Noto Sans CJK KR"/>
+                <w:b w:val="false"/>
+                <w:bCs w:val="false"/>
+                <w:i w:val="false"/>
+                <w:iCs w:val="false"/>
+                <w:sz w:val="22"/>
+                <w:szCs w:val="22"/>
+              </w:rPr>
+              <w:t xml:space="preserve"> </w:t>
+            </w:r>
+          </w:p>
+        </w:tc>
+        <w:tc>
+          <w:tcPr>
+            <w:tcW w:type="dxa" w:w="3000"/>
+          </w:tcPr>
+          <w:p>
+            <w:pPr>
+              <w:keepNext/>
+            </w:pPr>
+            <w:r>
+              <w:rPr>
+                <w:rFonts w:ascii="Noto Sans CJK KR" w:cs="Noto Sans CJK KR" w:eastAsia="Noto Sans CJK KR" w:hAnsi="Noto Sans CJK KR"/>
+                <w:b w:val="false"/>
+                <w:bCs w:val="false"/>
+                <w:i w:val="false"/>
+                <w:iCs w:val="false"/>
+                <w:sz w:val="22"/>
+                <w:szCs w:val="22"/>
+              </w:rPr>
+              <w:t xml:space="preserve">Observations</w:t>
+            </w:r>
+          </w:p>
+        </w:tc>
+        <w:tc>
+          <w:tcPr>
+            <w:tcW w:type="dxa" w:w="3000"/>
+          </w:tcPr>
+          <w:p>
+            <w:pPr>
+              <w:keepNext/>
+            </w:pPr>
+            <w:r>
+              <w:rPr>
+                <w:rFonts w:ascii="Noto Sans CJK KR" w:cs="Noto Sans CJK KR" w:eastAsia="Noto Sans CJK KR" w:hAnsi="Noto Sans CJK KR"/>
+                <w:b w:val="false"/>
+                <w:bCs w:val="false"/>
+                <w:i w:val="false"/>
+                <w:iCs w:val="false"/>
+                <w:sz w:val="22"/>
+                <w:szCs w:val="22"/>
+              </w:rPr>
+              <w:t xml:space="preserve">26,734</w:t>
+            </w:r>
+          </w:p>
+        </w:tc>
+      </w:tr>
+      <w:tr>
+        <w:trPr>
+          <w:cantSplit/>
+        </w:trPr>
+        <w:tc>
+          <w:tcPr>
+            <w:tcW w:type="dxa" w:w="3000"/>
+          </w:tcPr>
+          <w:p>
+            <w:pPr>
+              <w:keepNext/>
+            </w:pPr>
+            <w:r>
+              <w:rPr>
+                <w:rFonts w:ascii="Noto Sans CJK KR" w:cs="Noto Sans CJK KR" w:eastAsia="Noto Sans CJK KR" w:hAnsi="Noto Sans CJK KR"/>
+                <w:b w:val="false"/>
+                <w:bCs w:val="false"/>
+                <w:i w:val="false"/>
+                <w:iCs w:val="false"/>
+                <w:sz w:val="22"/>
+                <w:szCs w:val="22"/>
+              </w:rPr>
+              <w:t xml:space="preserve"> </w:t>
+            </w:r>
+          </w:p>
+        </w:tc>
+        <w:tc>
+          <w:tcPr>
+            <w:tcW w:type="dxa" w:w="3000"/>
+          </w:tcPr>
+          <w:p>
+            <w:pPr>
+              <w:keepNext/>
+            </w:pPr>
+            <w:r>
+              <w:rPr>
+                <w:rFonts w:ascii="Noto Sans CJK KR" w:cs="Noto Sans CJK KR" w:eastAsia="Noto Sans CJK KR" w:hAnsi="Noto Sans CJK KR"/>
+                <w:b w:val="false"/>
+                <w:bCs w:val="false"/>
+                <w:i w:val="false"/>
+                <w:iCs w:val="false"/>
+                <w:sz w:val="22"/>
+                <w:szCs w:val="22"/>
+              </w:rPr>
+              <w:t xml:space="preserve">Groups</w:t>
+            </w:r>
+          </w:p>
+        </w:tc>
+        <w:tc>
+          <w:tcPr>
+            <w:tcW w:type="dxa" w:w="3000"/>
+          </w:tcPr>
+          <w:p>
+            <w:pPr>
+              <w:keepNext/>
+            </w:pPr>
+            <w:r>
+              <w:rPr>
+                <w:rFonts w:ascii="Noto Sans CJK KR" w:cs="Noto Sans CJK KR" w:eastAsia="Noto Sans CJK KR" w:hAnsi="Noto Sans CJK KR"/>
+                <w:b w:val="false"/>
+                <w:bCs w:val="false"/>
+                <w:i w:val="false"/>
+                <w:iCs w:val="false"/>
+                <w:sz w:val="22"/>
+                <w:szCs w:val="22"/>
+              </w:rPr>
+              <w:t xml:space="preserve">856</w:t>
+            </w:r>
+          </w:p>
+        </w:tc>
+      </w:tr>
+      <w:tr>
+        <w:trPr>
+          <w:cantSplit/>
+        </w:trPr>
+        <w:tc>
+          <w:tcPr>
+            <w:tcW w:type="dxa" w:w="3000"/>
+          </w:tcPr>
+          <w:p>
+            <w:pPr>
+              <w:keepNext/>
+            </w:pPr>
+            <w:r>
+              <w:rPr>
+                <w:rFonts w:ascii="Noto Sans CJK KR" w:cs="Noto Sans CJK KR" w:eastAsia="Noto Sans CJK KR" w:hAnsi="Noto Sans CJK KR"/>
+                <w:b w:val="false"/>
+                <w:bCs w:val="false"/>
+                <w:i w:val="false"/>
+                <w:iCs w:val="false"/>
+                <w:sz w:val="22"/>
+                <w:szCs w:val="22"/>
+              </w:rPr>
+              <w:t xml:space="preserve"> </w:t>
+            </w:r>
+          </w:p>
+        </w:tc>
+        <w:tc>
+          <w:tcPr>
+            <w:tcW w:type="dxa" w:w="3000"/>
+          </w:tcPr>
+          <w:p>
+            <w:pPr>
+              <w:keepNext/>
+            </w:pPr>
+            <w:r>
+              <w:rPr>
+                <w:rFonts w:ascii="Noto Sans CJK KR" w:cs="Noto Sans CJK KR" w:eastAsia="Noto Sans CJK KR" w:hAnsi="Noto Sans CJK KR"/>
+                <w:b w:val="false"/>
+                <w:bCs w:val="false"/>
+                <w:i w:val="false"/>
+                <w:iCs w:val="false"/>
+                <w:sz w:val="22"/>
+                <w:szCs w:val="22"/>
+              </w:rPr>
+              <w:t xml:space="preserve">Adjusted R2</w:t>
+            </w:r>
+          </w:p>
+        </w:tc>
+        <w:tc>
+          <w:tcPr>
+            <w:tcW w:type="dxa" w:w="3000"/>
+          </w:tcPr>
+          <w:p>
+            <w:pPr>
+              <w:keepNext/>
+            </w:pPr>
+            <w:r>
+              <w:rPr>
+                <w:rFonts w:ascii="Noto Sans CJK KR" w:cs="Noto Sans CJK KR" w:eastAsia="Noto Sans CJK KR" w:hAnsi="Noto Sans CJK KR"/>
+                <w:b w:val="false"/>
+                <w:bCs w:val="false"/>
+                <w:i w:val="false"/>
+                <w:iCs w:val="false"/>
+                <w:sz w:val="22"/>
+                <w:szCs w:val="22"/>
+              </w:rPr>
+              <w:t xml:space="preserve">0.479</w:t>
+            </w:r>
+          </w:p>
+        </w:tc>
+      </w:tr>
+    </w:tbl>
+    <w:p>
+      <w:pPr>
+        <w:spacing w:after="100"/>
+      </w:pPr>
+      <w:r>
+        <w:t xml:space="preserve"/>
+      </w:r>
+    </w:p>
+    <w:p>
+      <w:pPr>
+        <w:spacing w:after="40" w:before="40"/>
+      </w:pPr>
+      <w:r>
+        <w:t xml:space="preserve"/>
+      </w:r>
+    </w:p>
+    <w:p>
+      <w:pPr>
+        <w:spacing w:after="60" w:before="60" w:line="320"/>
+      </w:pPr>
+      <w:r>
+        <w:rPr>
+          <w:rFonts w:ascii="Noto Sans CJK KR" w:cs="Noto Sans CJK KR" w:eastAsia="Noto Sans CJK KR" w:hAnsi="Noto Sans CJK KR"/>
+          <w:b w:val="false"/>
+          <w:bCs w:val="false"/>
+          <w:i/>
+          <w:iCs/>
+          <w:sz w:val="22"/>
+          <w:szCs w:val="22"/>
+        </w:rPr>
+        <w:t xml:space="preserve">Significance: ***p &lt;0.001, **p &lt; 0.01, *p &lt; 0.05. Parentheses report standard errors.</w:t>
+      </w:r>
+    </w:p>
+    <w:p>
+      <w:pPr>
+        <w:spacing w:after="40" w:before="40"/>
+      </w:pPr>
+      <w:r>
+        <w:t xml:space="preserve"/>
+      </w:r>
+    </w:p>
+    <w:p>
+      <w:pPr>
+        <w:pBdr>
+          <w:bottom w:val="single" w:color="888888" w:sz="6" w:space="1"/>
+        </w:pBdr>
+        <w:spacing w:after="120" w:before="120"/>
+      </w:pPr>
+      <w:r>
+        <w:t xml:space="preserve"/>
+      </w:r>
+    </w:p>
+    <w:p>
+      <w:pPr>
+        <w:spacing w:after="40" w:before="40"/>
+      </w:pPr>
+      <w:r>
+        <w:t xml:space="preserve"/>
+      </w:r>
+    </w:p>
+    <w:p>
+      <w:pPr>
+        <w:pStyle w:val="Heading2"/>
+        <w:spacing w:after="120" w:before="240"/>
+      </w:pPr>
+      <w:r>
+        <w:rPr>
+          <w:rFonts w:ascii="Noto Sans CJK KR" w:cs="Noto Sans CJK KR" w:eastAsia="Noto Sans CJK KR" w:hAnsi="Noto Sans CJK KR"/>
+          <w:b/>
+          <w:bCs/>
+          <w:i w:val="false"/>
+          <w:iCs w:val="false"/>
+          <w:sz w:val="30"/>
+          <w:szCs w:val="30"/>
+        </w:rPr>
+        <w:t xml:space="preserve">Exhibit C · Table 5 — Timeliness as a moderator (MBA technical session)</w:t>
+      </w:r>
+    </w:p>
+    <w:p>
+      <w:pPr>
+        <w:spacing w:after="40" w:before="40"/>
+      </w:pPr>
+      <w:r>
+        <w:t xml:space="preserve"/>
+      </w:r>
+    </w:p>
+    <w:p>
+      <w:pPr>
+        <w:spacing w:after="60" w:before="60" w:line="320"/>
+      </w:pPr>
+      <w:r>
+        <w:rPr>
+          <w:rFonts w:ascii="Noto Sans CJK KR" w:cs="Noto Sans CJK KR" w:eastAsia="Noto Sans CJK KR" w:hAnsi="Noto Sans CJK KR"/>
+          <w:b w:val="false"/>
+          <w:bCs w:val="false"/>
+          <w:i/>
+          <w:iCs/>
+          <w:sz w:val="22"/>
+          <w:szCs w:val="22"/>
+        </w:rPr>
+        <w:t xml:space="preserve">Manuscript Table 5, "적시성의 조절효과 분석 결과". Reproduced as printed.</w:t>
+      </w:r>
+    </w:p>
+    <w:p>
+      <w:pPr>
+        <w:spacing w:after="40" w:before="40"/>
+      </w:pPr>
+      <w:r>
+        <w:t xml:space="preserve"/>
+      </w:r>
+    </w:p>
+    <w:tbl>
+      <w:tblPr>
+        <w:tblW w:type="dxa" w:w="9000"/>
+        <w:tblBorders>
+          <w:top w:val="single" w:color="auto" w:sz="4"/>
+          <w:left w:val="single" w:color="auto" w:sz="4"/>
+          <w:bottom w:val="single" w:color="auto" w:sz="4"/>
+          <w:right w:val="single" w:color="auto" w:sz="4"/>
+          <w:insideH w:val="single" w:color="auto" w:sz="4"/>
+          <w:insideV w:val="single" w:color="auto" w:sz="4"/>
+        </w:tblBorders>
+      </w:tblPr>
+      <w:tblGrid>
+        <w:gridCol w:w="3000"/>
+        <w:gridCol w:w="3000"/>
+        <w:gridCol w:w="3000"/>
+      </w:tblGrid>
+      <w:tr>
+        <w:trPr>
+          <w:cantSplit/>
+          <w:tblHeader/>
+        </w:trPr>
+        <w:tc>
+          <w:tcPr>
+            <w:tcW w:type="dxa" w:w="3000"/>
+            <w:shd w:fill="D9D9D9" w:color="auto" w:val="clear"/>
+          </w:tcPr>
+          <w:p>
+            <w:pPr>
+              <w:keepNext/>
+              <w:jc w:val="center"/>
+            </w:pPr>
+            <w:r>
+              <w:rPr>
+                <w:rFonts w:ascii="Noto Sans CJK KR" w:cs="Noto Sans CJK KR" w:eastAsia="Noto Sans CJK KR" w:hAnsi="Noto Sans CJK KR"/>
+              </w:rPr>
+              <w:t xml:space="preserve"/>
+            </w:r>
+          </w:p>
+        </w:tc>
+        <w:tc>
+          <w:tcPr>
+            <w:tcW w:type="dxa" w:w="3000"/>
+            <w:shd w:fill="D9D9D9" w:color="auto" w:val="clear"/>
+          </w:tcPr>
+          <w:p>
+            <w:pPr>
+              <w:keepNext/>
+              <w:jc w:val="center"/>
+            </w:pPr>
+            <w:r>
+              <w:rPr>
+                <w:rFonts w:ascii="Noto Sans CJK KR" w:cs="Noto Sans CJK KR" w:eastAsia="Noto Sans CJK KR" w:hAnsi="Noto Sans CJK KR"/>
+                <w:b/>
+                <w:bCs/>
+                <w:i w:val="false"/>
+                <w:iCs w:val="false"/>
+                <w:sz w:val="22"/>
+                <w:szCs w:val="22"/>
+              </w:rPr>
+              <w:t xml:space="preserve">Variable</w:t>
+            </w:r>
+          </w:p>
+        </w:tc>
+        <w:tc>
+          <w:tcPr>
+            <w:tcW w:type="dxa" w:w="3000"/>
+            <w:shd w:fill="D9D9D9" w:color="auto" w:val="clear"/>
+          </w:tcPr>
+          <w:p>
+            <w:pPr>
+              <w:keepNext/>
+              <w:jc w:val="center"/>
+            </w:pPr>
+            <w:r>
+              <w:rPr>
+                <w:rFonts w:ascii="Noto Sans CJK KR" w:cs="Noto Sans CJK KR" w:eastAsia="Noto Sans CJK KR" w:hAnsi="Noto Sans CJK KR"/>
+                <w:b/>
+                <w:bCs/>
+                <w:i w:val="false"/>
+                <w:iCs w:val="false"/>
+                <w:sz w:val="22"/>
+                <w:szCs w:val="22"/>
+              </w:rPr>
+              <w:t xml:space="preserve">Model 2 Coefficient (Standard error)</w:t>
+            </w:r>
+          </w:p>
+        </w:tc>
+      </w:tr>
+      <w:tr>
+        <w:trPr>
+          <w:cantSplit/>
+        </w:trPr>
+        <w:tc>
+          <w:tcPr>
+            <w:tcW w:type="dxa" w:w="3000"/>
+          </w:tcPr>
+          <w:p>
+            <w:pPr>
+              <w:keepNext/>
+            </w:pPr>
+            <w:r>
+              <w:rPr>
+                <w:rFonts w:ascii="Noto Sans CJK KR" w:cs="Noto Sans CJK KR" w:eastAsia="Noto Sans CJK KR" w:hAnsi="Noto Sans CJK KR"/>
+                <w:b w:val="false"/>
+                <w:bCs w:val="false"/>
+                <w:i w:val="false"/>
+                <w:iCs w:val="false"/>
+                <w:sz w:val="22"/>
+                <w:szCs w:val="22"/>
+              </w:rPr>
+              <w:t xml:space="preserve">Intensity</w:t>
+            </w:r>
+          </w:p>
+        </w:tc>
+        <w:tc>
+          <w:tcPr>
+            <w:tcW w:type="dxa" w:w="3000"/>
+          </w:tcPr>
+          <w:p>
+            <w:pPr>
+              <w:keepNext/>
+            </w:pPr>
+            <w:r>
+              <w:rPr>
+                <w:rFonts w:ascii="Noto Sans CJK KR" w:cs="Noto Sans CJK KR" w:eastAsia="Noto Sans CJK KR" w:hAnsi="Noto Sans CJK KR"/>
+                <w:b w:val="false"/>
+                <w:bCs w:val="false"/>
+                <w:i w:val="false"/>
+                <w:iCs w:val="false"/>
+                <w:sz w:val="22"/>
+                <w:szCs w:val="22"/>
+              </w:rPr>
+              <w:t xml:space="preserve">reply_count</w:t>
+            </w:r>
+          </w:p>
+        </w:tc>
+        <w:tc>
+          <w:tcPr>
+            <w:tcW w:type="dxa" w:w="3000"/>
+          </w:tcPr>
+          <w:p>
+            <w:pPr>
+              <w:keepNext/>
+            </w:pPr>
+            <w:r>
+              <w:rPr>
+                <w:rFonts w:ascii="Noto Sans CJK KR" w:cs="Noto Sans CJK KR" w:eastAsia="Noto Sans CJK KR" w:hAnsi="Noto Sans CJK KR"/>
+                <w:b w:val="false"/>
+                <w:bCs w:val="false"/>
+                <w:i w:val="false"/>
+                <w:iCs w:val="false"/>
+                <w:sz w:val="22"/>
+                <w:szCs w:val="22"/>
+              </w:rPr>
+              <w:t xml:space="preserve">0.149*** (0.011)</w:t>
+            </w:r>
+          </w:p>
+        </w:tc>
+      </w:tr>
+      <w:tr>
+        <w:trPr>
+          <w:cantSplit/>
+        </w:trPr>
+        <w:tc>
+          <w:tcPr>
+            <w:tcW w:type="dxa" w:w="3000"/>
+          </w:tcPr>
+          <w:p>
+            <w:pPr>
+              <w:keepNext/>
+            </w:pPr>
+            <w:r>
+              <w:rPr>
+                <w:rFonts w:ascii="Noto Sans CJK KR" w:cs="Noto Sans CJK KR" w:eastAsia="Noto Sans CJK KR" w:hAnsi="Noto Sans CJK KR"/>
+                <w:b w:val="false"/>
+                <w:bCs w:val="false"/>
+                <w:i w:val="false"/>
+                <w:iCs w:val="false"/>
+                <w:sz w:val="22"/>
+                <w:szCs w:val="22"/>
+              </w:rPr>
+              <w:t xml:space="preserve">Timeliness</w:t>
+            </w:r>
+          </w:p>
+        </w:tc>
+        <w:tc>
+          <w:tcPr>
+            <w:tcW w:type="dxa" w:w="3000"/>
+          </w:tcPr>
+          <w:p>
+            <w:pPr>
+              <w:keepNext/>
+            </w:pPr>
+            <w:r>
+              <w:rPr>
+                <w:rFonts w:ascii="Noto Sans CJK KR" w:cs="Noto Sans CJK KR" w:eastAsia="Noto Sans CJK KR" w:hAnsi="Noto Sans CJK KR"/>
+                <w:b w:val="false"/>
+                <w:bCs w:val="false"/>
+                <w:i w:val="false"/>
+                <w:iCs w:val="false"/>
+                <w:sz w:val="22"/>
+                <w:szCs w:val="22"/>
+              </w:rPr>
+              <w:t xml:space="preserve">reply_speed</w:t>
+            </w:r>
+          </w:p>
+        </w:tc>
+        <w:tc>
+          <w:tcPr>
+            <w:tcW w:type="dxa" w:w="3000"/>
+          </w:tcPr>
+          <w:p>
+            <w:pPr>
+              <w:keepNext/>
+            </w:pPr>
+            <w:r>
+              <w:rPr>
+                <w:rFonts w:ascii="Noto Sans CJK KR" w:cs="Noto Sans CJK KR" w:eastAsia="Noto Sans CJK KR" w:hAnsi="Noto Sans CJK KR"/>
+                <w:b w:val="false"/>
+                <w:bCs w:val="false"/>
+                <w:i w:val="false"/>
+                <w:iCs w:val="false"/>
+                <w:sz w:val="22"/>
+                <w:szCs w:val="22"/>
+              </w:rPr>
+              <w:t xml:space="preserve">-0.027 (0.020)</w:t>
+            </w:r>
+          </w:p>
+        </w:tc>
+      </w:tr>
+      <w:tr>
+        <w:trPr>
+          <w:cantSplit/>
+        </w:trPr>
+        <w:tc>
+          <w:tcPr>
+            <w:tcW w:type="dxa" w:w="3000"/>
+          </w:tcPr>
+          <w:p>
+            <w:pPr>
+              <w:keepNext/>
+            </w:pPr>
+            <w:r>
+              <w:rPr>
+                <w:rFonts w:ascii="Noto Sans CJK KR" w:cs="Noto Sans CJK KR" w:eastAsia="Noto Sans CJK KR" w:hAnsi="Noto Sans CJK KR"/>
+                <w:b w:val="false"/>
+                <w:bCs w:val="false"/>
+                <w:i w:val="false"/>
+                <w:iCs w:val="false"/>
+                <w:sz w:val="22"/>
+                <w:szCs w:val="22"/>
+              </w:rPr>
+              <w:t xml:space="preserve"> </w:t>
+            </w:r>
+          </w:p>
+        </w:tc>
+        <w:tc>
+          <w:tcPr>
+            <w:tcW w:type="dxa" w:w="3000"/>
+          </w:tcPr>
+          <w:p>
+            <w:pPr>
+              <w:keepNext/>
+            </w:pPr>
+            <w:r>
+              <w:rPr>
+                <w:rFonts w:ascii="Noto Sans CJK KR" w:cs="Noto Sans CJK KR" w:eastAsia="Noto Sans CJK KR" w:hAnsi="Noto Sans CJK KR"/>
+                <w:b w:val="false"/>
+                <w:bCs w:val="false"/>
+                <w:i w:val="false"/>
+                <w:iCs w:val="false"/>
+                <w:sz w:val="22"/>
+                <w:szCs w:val="22"/>
+              </w:rPr>
+              <w:t xml:space="preserve">reply_count *reply_speed</w:t>
+            </w:r>
+          </w:p>
+        </w:tc>
+        <w:tc>
+          <w:tcPr>
+            <w:tcW w:type="dxa" w:w="3000"/>
+          </w:tcPr>
+          <w:p>
+            <w:pPr>
+              <w:keepNext/>
+            </w:pPr>
+            <w:r>
+              <w:rPr>
+                <w:rFonts w:ascii="Noto Sans CJK KR" w:cs="Noto Sans CJK KR" w:eastAsia="Noto Sans CJK KR" w:hAnsi="Noto Sans CJK KR"/>
+                <w:b w:val="false"/>
+                <w:bCs w:val="false"/>
+                <w:i w:val="false"/>
+                <w:iCs w:val="false"/>
+                <w:sz w:val="22"/>
+                <w:szCs w:val="22"/>
+              </w:rPr>
+              <w:t xml:space="preserve">0.027*** (0.007)</w:t>
+            </w:r>
+          </w:p>
+        </w:tc>
+      </w:tr>
+      <w:tr>
+        <w:trPr>
+          <w:cantSplit/>
+        </w:trPr>
+        <w:tc>
+          <w:tcPr>
+            <w:tcW w:type="dxa" w:w="3000"/>
+          </w:tcPr>
+          <w:p>
+            <w:pPr>
+              <w:keepNext/>
+            </w:pPr>
+            <w:r>
+              <w:rPr>
+                <w:rFonts w:ascii="Noto Sans CJK KR" w:cs="Noto Sans CJK KR" w:eastAsia="Noto Sans CJK KR" w:hAnsi="Noto Sans CJK KR"/>
+                <w:b w:val="false"/>
+                <w:bCs w:val="false"/>
+                <w:i w:val="false"/>
+                <w:iCs w:val="false"/>
+                <w:sz w:val="22"/>
+                <w:szCs w:val="22"/>
+              </w:rPr>
+              <w:t xml:space="preserve">Rating decline</w:t>
+            </w:r>
+          </w:p>
+        </w:tc>
+        <w:tc>
+          <w:tcPr>
+            <w:tcW w:type="dxa" w:w="3000"/>
+          </w:tcPr>
+          <w:p>
+            <w:pPr>
+              <w:keepNext/>
+            </w:pPr>
+            <w:r>
+              <w:rPr>
+                <w:rFonts w:ascii="Noto Sans CJK KR" w:cs="Noto Sans CJK KR" w:eastAsia="Noto Sans CJK KR" w:hAnsi="Noto Sans CJK KR"/>
+                <w:b w:val="false"/>
+                <w:bCs w:val="false"/>
+                <w:i w:val="false"/>
+                <w:iCs w:val="false"/>
+                <w:sz w:val="22"/>
+                <w:szCs w:val="22"/>
+              </w:rPr>
+              <w:t xml:space="preserve">rating_decline</w:t>
+            </w:r>
+          </w:p>
+        </w:tc>
+        <w:tc>
+          <w:tcPr>
+            <w:tcW w:type="dxa" w:w="3000"/>
+          </w:tcPr>
+          <w:p>
+            <w:pPr>
+              <w:keepNext/>
+            </w:pPr>
+            <w:r>
+              <w:rPr>
+                <w:rFonts w:ascii="Noto Sans CJK KR" w:cs="Noto Sans CJK KR" w:eastAsia="Noto Sans CJK KR" w:hAnsi="Noto Sans CJK KR"/>
+                <w:b w:val="false"/>
+                <w:bCs w:val="false"/>
+                <w:i w:val="false"/>
+                <w:iCs w:val="false"/>
+                <w:sz w:val="22"/>
+                <w:szCs w:val="22"/>
+              </w:rPr>
+              <w:t xml:space="preserve">-0.047*** (0.006)</w:t>
+            </w:r>
+          </w:p>
+        </w:tc>
+      </w:tr>
+      <w:tr>
+        <w:trPr>
+          <w:cantSplit/>
+        </w:trPr>
+        <w:tc>
+          <w:tcPr>
+            <w:tcW w:type="dxa" w:w="3000"/>
+          </w:tcPr>
+          <w:p>
+            <w:pPr>
+              <w:keepNext/>
+            </w:pPr>
+            <w:r>
+              <w:rPr>
+                <w:rFonts w:ascii="Noto Sans CJK KR" w:cs="Noto Sans CJK KR" w:eastAsia="Noto Sans CJK KR" w:hAnsi="Noto Sans CJK KR"/>
+                <w:b w:val="false"/>
+                <w:bCs w:val="false"/>
+                <w:i w:val="false"/>
+                <w:iCs w:val="false"/>
+                <w:sz w:val="22"/>
+                <w:szCs w:val="22"/>
+              </w:rPr>
+              <w:t xml:space="preserve">Controls</w:t>
+            </w:r>
+          </w:p>
+        </w:tc>
+        <w:tc>
+          <w:tcPr>
+            <w:tcW w:type="dxa" w:w="3000"/>
+          </w:tcPr>
+          <w:p>
+            <w:pPr>
+              <w:keepNext/>
+            </w:pPr>
+            <w:r>
+              <w:rPr>
+                <w:rFonts w:ascii="Noto Sans CJK KR" w:cs="Noto Sans CJK KR" w:eastAsia="Noto Sans CJK KR" w:hAnsi="Noto Sans CJK KR"/>
+                <w:b w:val="false"/>
+                <w:bCs w:val="false"/>
+                <w:i w:val="false"/>
+                <w:iCs w:val="false"/>
+                <w:sz w:val="22"/>
+                <w:szCs w:val="22"/>
+              </w:rPr>
+              <w:t xml:space="preserve">cumulative_reviews</w:t>
+            </w:r>
+          </w:p>
+        </w:tc>
+        <w:tc>
+          <w:tcPr>
+            <w:tcW w:type="dxa" w:w="3000"/>
+          </w:tcPr>
+          <w:p>
+            <w:pPr>
+              <w:keepNext/>
+            </w:pPr>
+            <w:r>
+              <w:rPr>
+                <w:rFonts w:ascii="Noto Sans CJK KR" w:cs="Noto Sans CJK KR" w:eastAsia="Noto Sans CJK KR" w:hAnsi="Noto Sans CJK KR"/>
+                <w:b w:val="false"/>
+                <w:bCs w:val="false"/>
+                <w:i w:val="false"/>
+                <w:iCs w:val="false"/>
+                <w:sz w:val="22"/>
+                <w:szCs w:val="22"/>
+              </w:rPr>
+              <w:t xml:space="preserve">0.131** (0.047)</w:t>
+            </w:r>
+          </w:p>
+        </w:tc>
+      </w:tr>
+      <w:tr>
+        <w:trPr>
+          <w:cantSplit/>
+        </w:trPr>
+        <w:tc>
+          <w:tcPr>
+            <w:tcW w:type="dxa" w:w="3000"/>
+          </w:tcPr>
+          <w:p>
+            <w:pPr>
+              <w:keepNext/>
+            </w:pPr>
+            <w:r>
+              <w:rPr>
+                <w:rFonts w:ascii="Noto Sans CJK KR" w:cs="Noto Sans CJK KR" w:eastAsia="Noto Sans CJK KR" w:hAnsi="Noto Sans CJK KR"/>
+                <w:b w:val="false"/>
+                <w:bCs w:val="false"/>
+                <w:i w:val="false"/>
+                <w:iCs w:val="false"/>
+                <w:sz w:val="22"/>
+                <w:szCs w:val="22"/>
+              </w:rPr>
+              <w:t xml:space="preserve"> </w:t>
+            </w:r>
+          </w:p>
+        </w:tc>
+        <w:tc>
+          <w:tcPr>
+            <w:tcW w:type="dxa" w:w="3000"/>
+          </w:tcPr>
+          <w:p>
+            <w:pPr>
+              <w:keepNext/>
+            </w:pPr>
+            <w:r>
+              <w:rPr>
+                <w:rFonts w:ascii="Noto Sans CJK KR" w:cs="Noto Sans CJK KR" w:eastAsia="Noto Sans CJK KR" w:hAnsi="Noto Sans CJK KR"/>
+                <w:b w:val="false"/>
+                <w:bCs w:val="false"/>
+                <w:i w:val="false"/>
+                <w:iCs w:val="false"/>
+                <w:sz w:val="22"/>
+                <w:szCs w:val="22"/>
+              </w:rPr>
+              <w:t xml:space="preserve">COVID_cases</w:t>
+            </w:r>
+          </w:p>
+        </w:tc>
+        <w:tc>
+          <w:tcPr>
+            <w:tcW w:type="dxa" w:w="3000"/>
+          </w:tcPr>
+          <w:p>
+            <w:pPr>
+              <w:keepNext/>
+            </w:pPr>
+            <w:r>
+              <w:rPr>
+                <w:rFonts w:ascii="Noto Sans CJK KR" w:cs="Noto Sans CJK KR" w:eastAsia="Noto Sans CJK KR" w:hAnsi="Noto Sans CJK KR"/>
+                <w:b w:val="false"/>
+                <w:bCs w:val="false"/>
+                <w:i w:val="false"/>
+                <w:iCs w:val="false"/>
+                <w:sz w:val="22"/>
+                <w:szCs w:val="22"/>
+              </w:rPr>
+              <w:t xml:space="preserve">-0.663*** (0.020)</w:t>
+            </w:r>
+          </w:p>
+        </w:tc>
+      </w:tr>
+      <w:tr>
+        <w:trPr>
+          <w:cantSplit/>
+        </w:trPr>
+        <w:tc>
+          <w:tcPr>
+            <w:tcW w:type="dxa" w:w="3000"/>
+          </w:tcPr>
+          <w:p>
+            <w:pPr>
+              <w:keepNext/>
+            </w:pPr>
+            <w:r>
+              <w:rPr>
+                <w:rFonts w:ascii="Noto Sans CJK KR" w:cs="Noto Sans CJK KR" w:eastAsia="Noto Sans CJK KR" w:hAnsi="Noto Sans CJK KR"/>
+                <w:b w:val="false"/>
+                <w:bCs w:val="false"/>
+                <w:i w:val="false"/>
+                <w:iCs w:val="false"/>
+                <w:sz w:val="22"/>
+                <w:szCs w:val="22"/>
+              </w:rPr>
+              <w:t xml:space="preserve"> </w:t>
+            </w:r>
+          </w:p>
+        </w:tc>
+        <w:tc>
+          <w:tcPr>
+            <w:tcW w:type="dxa" w:w="3000"/>
+          </w:tcPr>
+          <w:p>
+            <w:pPr>
+              <w:keepNext/>
+            </w:pPr>
+            <w:r>
+              <w:rPr>
+                <w:rFonts w:ascii="Noto Sans CJK KR" w:cs="Noto Sans CJK KR" w:eastAsia="Noto Sans CJK KR" w:hAnsi="Noto Sans CJK KR"/>
+                <w:b w:val="false"/>
+                <w:bCs w:val="false"/>
+                <w:i w:val="false"/>
+                <w:iCs w:val="false"/>
+                <w:sz w:val="22"/>
+                <w:szCs w:val="22"/>
+              </w:rPr>
+              <w:t xml:space="preserve">Constant</w:t>
+            </w:r>
+          </w:p>
+        </w:tc>
+        <w:tc>
+          <w:tcPr>
+            <w:tcW w:type="dxa" w:w="3000"/>
+          </w:tcPr>
+          <w:p>
+            <w:pPr>
+              <w:keepNext/>
+            </w:pPr>
+            <w:r>
+              <w:rPr>
+                <w:rFonts w:ascii="Noto Sans CJK KR" w:cs="Noto Sans CJK KR" w:eastAsia="Noto Sans CJK KR" w:hAnsi="Noto Sans CJK KR"/>
+                <w:b w:val="false"/>
+                <w:bCs w:val="false"/>
+                <w:i w:val="false"/>
+                <w:iCs w:val="false"/>
+                <w:sz w:val="22"/>
+                <w:szCs w:val="22"/>
+              </w:rPr>
+              <w:t xml:space="preserve">7.098*** (0.346)</w:t>
+            </w:r>
+          </w:p>
+        </w:tc>
+      </w:tr>
+      <w:tr>
+        <w:trPr>
+          <w:cantSplit/>
+        </w:trPr>
+        <w:tc>
+          <w:tcPr>
+            <w:tcW w:type="dxa" w:w="3000"/>
+          </w:tcPr>
+          <w:p>
+            <w:pPr>
+              <w:keepNext/>
+            </w:pPr>
+            <w:r>
+              <w:rPr>
+                <w:rFonts w:ascii="Noto Sans CJK KR" w:cs="Noto Sans CJK KR" w:eastAsia="Noto Sans CJK KR" w:hAnsi="Noto Sans CJK KR"/>
+                <w:b w:val="false"/>
+                <w:bCs w:val="false"/>
+                <w:i w:val="false"/>
+                <w:iCs w:val="false"/>
+                <w:sz w:val="22"/>
+                <w:szCs w:val="22"/>
+              </w:rPr>
+              <w:t xml:space="preserve"> </w:t>
+            </w:r>
+          </w:p>
+        </w:tc>
+        <w:tc>
+          <w:tcPr>
+            <w:tcW w:type="dxa" w:w="3000"/>
+          </w:tcPr>
+          <w:p>
+            <w:pPr>
+              <w:keepNext/>
+            </w:pPr>
+            <w:r>
+              <w:rPr>
+                <w:rFonts w:ascii="Noto Sans CJK KR" w:cs="Noto Sans CJK KR" w:eastAsia="Noto Sans CJK KR" w:hAnsi="Noto Sans CJK KR"/>
+                <w:b w:val="false"/>
+                <w:bCs w:val="false"/>
+                <w:i w:val="false"/>
+                <w:iCs w:val="false"/>
+                <w:sz w:val="22"/>
+                <w:szCs w:val="22"/>
+              </w:rPr>
+              <w:t xml:space="preserve">Observations</w:t>
+            </w:r>
+          </w:p>
+        </w:tc>
+        <w:tc>
+          <w:tcPr>
+            <w:tcW w:type="dxa" w:w="3000"/>
+          </w:tcPr>
+          <w:p>
+            <w:pPr>
+              <w:keepNext/>
+            </w:pPr>
+            <w:r>
+              <w:rPr>
+                <w:rFonts w:ascii="Noto Sans CJK KR" w:cs="Noto Sans CJK KR" w:eastAsia="Noto Sans CJK KR" w:hAnsi="Noto Sans CJK KR"/>
+                <w:b w:val="false"/>
+                <w:bCs w:val="false"/>
+                <w:i w:val="false"/>
+                <w:iCs w:val="false"/>
+                <w:sz w:val="22"/>
+                <w:szCs w:val="22"/>
+              </w:rPr>
+              <w:t xml:space="preserve">26,734</w:t>
+            </w:r>
+          </w:p>
+        </w:tc>
+      </w:tr>
+      <w:tr>
+        <w:trPr>
+          <w:cantSplit/>
+        </w:trPr>
+        <w:tc>
+          <w:tcPr>
+            <w:tcW w:type="dxa" w:w="3000"/>
+          </w:tcPr>
+          <w:p>
+            <w:pPr>
+              <w:keepNext/>
+            </w:pPr>
+            <w:r>
+              <w:rPr>
+                <w:rFonts w:ascii="Noto Sans CJK KR" w:cs="Noto Sans CJK KR" w:eastAsia="Noto Sans CJK KR" w:hAnsi="Noto Sans CJK KR"/>
+                <w:b w:val="false"/>
+                <w:bCs w:val="false"/>
+                <w:i w:val="false"/>
+                <w:iCs w:val="false"/>
+                <w:sz w:val="22"/>
+                <w:szCs w:val="22"/>
+              </w:rPr>
+              <w:t xml:space="preserve"> </w:t>
+            </w:r>
+          </w:p>
+        </w:tc>
+        <w:tc>
+          <w:tcPr>
+            <w:tcW w:type="dxa" w:w="3000"/>
+          </w:tcPr>
+          <w:p>
+            <w:pPr>
+              <w:keepNext/>
+            </w:pPr>
+            <w:r>
+              <w:rPr>
+                <w:rFonts w:ascii="Noto Sans CJK KR" w:cs="Noto Sans CJK KR" w:eastAsia="Noto Sans CJK KR" w:hAnsi="Noto Sans CJK KR"/>
+                <w:b w:val="false"/>
+                <w:bCs w:val="false"/>
+                <w:i w:val="false"/>
+                <w:iCs w:val="false"/>
+                <w:sz w:val="22"/>
+                <w:szCs w:val="22"/>
+              </w:rPr>
+              <w:t xml:space="preserve">Groups</w:t>
+            </w:r>
+          </w:p>
+        </w:tc>
+        <w:tc>
+          <w:tcPr>
+            <w:tcW w:type="dxa" w:w="3000"/>
+          </w:tcPr>
+          <w:p>
+            <w:pPr>
+              <w:keepNext/>
+            </w:pPr>
+            <w:r>
+              <w:rPr>
+                <w:rFonts w:ascii="Noto Sans CJK KR" w:cs="Noto Sans CJK KR" w:eastAsia="Noto Sans CJK KR" w:hAnsi="Noto Sans CJK KR"/>
+                <w:b w:val="false"/>
+                <w:bCs w:val="false"/>
+                <w:i w:val="false"/>
+                <w:iCs w:val="false"/>
+                <w:sz w:val="22"/>
+                <w:szCs w:val="22"/>
+              </w:rPr>
+              <w:t xml:space="preserve">856</w:t>
+            </w:r>
+          </w:p>
+        </w:tc>
+      </w:tr>
+      <w:tr>
+        <w:trPr>
+          <w:cantSplit/>
+        </w:trPr>
+        <w:tc>
+          <w:tcPr>
+            <w:tcW w:type="dxa" w:w="3000"/>
+          </w:tcPr>
+          <w:p>
+            <w:pPr>
+              <w:keepNext/>
+            </w:pPr>
+            <w:r>
+              <w:rPr>
+                <w:rFonts w:ascii="Noto Sans CJK KR" w:cs="Noto Sans CJK KR" w:eastAsia="Noto Sans CJK KR" w:hAnsi="Noto Sans CJK KR"/>
+                <w:b w:val="false"/>
+                <w:bCs w:val="false"/>
+                <w:i w:val="false"/>
+                <w:iCs w:val="false"/>
+                <w:sz w:val="22"/>
+                <w:szCs w:val="22"/>
+              </w:rPr>
+              <w:t xml:space="preserve"> </w:t>
+            </w:r>
+          </w:p>
+        </w:tc>
+        <w:tc>
+          <w:tcPr>
+            <w:tcW w:type="dxa" w:w="3000"/>
+          </w:tcPr>
+          <w:p>
+            <w:pPr>
+              <w:keepNext/>
+            </w:pPr>
+            <w:r>
+              <w:rPr>
+                <w:rFonts w:ascii="Noto Sans CJK KR" w:cs="Noto Sans CJK KR" w:eastAsia="Noto Sans CJK KR" w:hAnsi="Noto Sans CJK KR"/>
+                <w:b w:val="false"/>
+                <w:bCs w:val="false"/>
+                <w:i w:val="false"/>
+                <w:iCs w:val="false"/>
+                <w:sz w:val="22"/>
+                <w:szCs w:val="22"/>
+              </w:rPr>
+              <w:t xml:space="preserve">Adjusted R2</w:t>
+            </w:r>
+          </w:p>
+        </w:tc>
+        <w:tc>
+          <w:tcPr>
+            <w:tcW w:type="dxa" w:w="3000"/>
+          </w:tcPr>
+          <w:p>
+            <w:pPr>
+              <w:keepNext/>
+            </w:pPr>
+            <w:r>
+              <w:rPr>
+                <w:rFonts w:ascii="Noto Sans CJK KR" w:cs="Noto Sans CJK KR" w:eastAsia="Noto Sans CJK KR" w:hAnsi="Noto Sans CJK KR"/>
+                <w:b w:val="false"/>
+                <w:bCs w:val="false"/>
+                <w:i w:val="false"/>
+                <w:iCs w:val="false"/>
+                <w:sz w:val="22"/>
+                <w:szCs w:val="22"/>
+              </w:rPr>
+              <w:t xml:space="preserve">0.480</w:t>
+            </w:r>
+          </w:p>
+        </w:tc>
+      </w:tr>
+    </w:tbl>
+    <w:p>
+      <w:pPr>
+        <w:spacing w:after="100"/>
+      </w:pPr>
+      <w:r>
+        <w:t xml:space="preserve"/>
+      </w:r>
+    </w:p>
+    <w:p>
+      <w:pPr>
+        <w:spacing w:after="40" w:before="40"/>
+      </w:pPr>
+      <w:r>
+        <w:t xml:space="preserve"/>
+      </w:r>
+    </w:p>
+    <w:p>
+      <w:pPr>
+        <w:spacing w:after="60" w:before="60" w:line="320"/>
+      </w:pPr>
+      <w:r>
+        <w:rPr>
+          <w:rFonts w:ascii="Noto Sans CJK KR" w:cs="Noto Sans CJK KR" w:eastAsia="Noto Sans CJK KR" w:hAnsi="Noto Sans CJK KR"/>
+          <w:b w:val="false"/>
+          <w:bCs w:val="false"/>
+          <w:i/>
+          <w:iCs/>
+          <w:sz w:val="22"/>
+          <w:szCs w:val="22"/>
+        </w:rPr>
+        <w:t xml:space="preserve">Significance: ***p &lt;0.001, **p &lt; 0.01, *p &lt; 0.05. Parentheses report standard errors.</w:t>
+      </w:r>
+    </w:p>
+    <w:p>
+      <w:pPr>
+        <w:spacing w:after="40" w:before="40"/>
+      </w:pPr>
+      <w:r>
+        <w:t xml:space="preserve"/>
+      </w:r>
+    </w:p>
+    <w:p>
+      <w:pPr>
+        <w:spacing w:after="60" w:before="60" w:line="320"/>
+      </w:pPr>
+      <w:r>
+        <w:rPr>
+          <w:rFonts w:ascii="Noto Sans CJK KR" w:cs="Noto Sans CJK KR" w:eastAsia="Noto Sans CJK KR" w:hAnsi="Noto Sans CJK KR"/>
+          <w:b/>
+          <w:bCs/>
+          <w:i w:val="false"/>
+          <w:iCs w:val="false"/>
+          <w:sz w:val="22"/>
+          <w:szCs w:val="22"/>
+        </w:rPr>
+        <w:t xml:space="preserve">Manuscript Figure 2 — not reproduced</w:t>
+      </w:r>
+    </w:p>
+    <w:p>
+      <w:pPr>
+        <w:spacing w:after="40" w:before="40"/>
+      </w:pPr>
+      <w:r>
+        <w:t xml:space="preserve"/>
+      </w:r>
+    </w:p>
+    <w:p>
+      <w:pPr>
+        <w:pBdr>
+          <w:left w:val="single" w:color="AAAAAA" w:sz="12" w:space="8"/>
+        </w:pBdr>
+        <w:shd w:fill="F8F8F8" w:color="auto" w:val="clear"/>
+        <w:spacing w:after="40" w:before="40"/>
+        <w:ind w:left="400"/>
+      </w:pPr>
+      <w:r>
+        <w:rPr>
+          <w:rFonts w:ascii="Noto Sans CJK KR" w:cs="Noto Sans CJK KR" w:eastAsia="Noto Sans CJK KR" w:hAnsi="Noto Sans CJK KR"/>
+          <w:b w:val="false"/>
+          <w:bCs w:val="false"/>
+          <w:i w:val="false"/>
+          <w:iCs w:val="false"/>
+          <w:sz w:val="22"/>
+          <w:szCs w:val="22"/>
+        </w:rPr>
+        <w:t xml:space="preserve">Its caption reads </w:t>
+      </w:r>
+      <w:r>
+        <w:rPr>
+          <w:rFonts w:ascii="Noto Sans Mono CJK KR" w:cs="Noto Sans Mono CJK KR" w:eastAsia="Noto Sans Mono CJK KR" w:hAnsi="Noto Sans Mono CJK KR"/>
+          <w:b w:val="false"/>
+          <w:bCs w:val="false"/>
+          <w:i w:val="false"/>
+          <w:iCs w:val="false"/>
+          <w:sz w:val="20"/>
+          <w:szCs w:val="20"/>
+        </w:rPr>
+        <w:t xml:space="preserve">&lt;그림 2&gt; 적시성 조절효과 그래프</w:t>
+      </w:r>
+      <w:r>
+        <w:rPr>
+          <w:rFonts w:ascii="Noto Sans CJK KR" w:cs="Noto Sans CJK KR" w:eastAsia="Noto Sans CJK KR" w:hAnsi="Noto Sans CJK KR"/>
+          <w:b w:val="false"/>
+          <w:bCs w:val="false"/>
+          <w:i w:val="false"/>
+          <w:iCs w:val="false"/>
+          <w:sz w:val="22"/>
+          <w:szCs w:val="22"/>
+        </w:rPr>
+        <w:t xml:space="preserve">, and its axis label </w:t>
+      </w:r>
+      <w:r>
+        <w:rPr>
+          <w:rFonts w:ascii="Noto Sans Mono CJK KR" w:cs="Noto Sans Mono CJK KR" w:eastAsia="Noto Sans Mono CJK KR" w:hAnsi="Noto Sans Mono CJK KR"/>
+          <w:b w:val="false"/>
+          <w:bCs w:val="false"/>
+          <w:i w:val="false"/>
+          <w:iCs w:val="false"/>
+          <w:sz w:val="20"/>
+          <w:szCs w:val="20"/>
+        </w:rPr>
+        <w:t xml:space="preserve">(모형 2) 적시성×적극성</w:t>
+      </w:r>
+      <w:r>
+        <w:rPr>
+          <w:rFonts w:ascii="Noto Sans CJK KR" w:cs="Noto Sans CJK KR" w:eastAsia="Noto Sans CJK KR" w:hAnsi="Noto Sans CJK KR"/>
+          <w:b w:val="false"/>
+          <w:bCs w:val="false"/>
+          <w:i w:val="false"/>
+          <w:iCs w:val="false"/>
+          <w:sz w:val="22"/>
+          <w:szCs w:val="22"/>
+        </w:rPr>
+        <w:t xml:space="preserve">.</w:t>
+      </w:r>
+    </w:p>
+    <w:p>
+      <w:pPr>
+        <w:pBdr>
+          <w:left w:val="single" w:color="AAAAAA" w:sz="12" w:space="8"/>
+        </w:pBdr>
+        <w:shd w:fill="F8F8F8" w:color="auto" w:val="clear"/>
+        <w:spacing w:after="40" w:before="40"/>
+        <w:ind w:left="400"/>
+      </w:pPr>
+      <w:r>
+        <w:rPr>
+          <w:rFonts w:ascii="Noto Sans CJK KR" w:cs="Noto Sans CJK KR" w:eastAsia="Noto Sans CJK KR" w:hAnsi="Noto Sans CJK KR"/>
+          <w:b w:val="false"/>
+          <w:bCs w:val="false"/>
+          <w:i w:val="false"/>
+          <w:iCs w:val="false"/>
+          <w:sz w:val="22"/>
+          <w:szCs w:val="22"/>
+        </w:rPr>
+        <w:t xml:space="preserve">What the paper shows in that figure is this one sentence — </w:t>
+      </w:r>
+      <w:r>
+        <w:rPr>
+          <w:rFonts w:ascii="Noto Sans CJK KR" w:cs="Noto Sans CJK KR" w:eastAsia="Noto Sans CJK KR" w:hAnsi="Noto Sans CJK KR"/>
+          <w:b w:val="false"/>
+          <w:bCs w:val="false"/>
+          <w:i/>
+          <w:iCs/>
+          <w:sz w:val="22"/>
+          <w:szCs w:val="22"/>
+        </w:rPr>
+        <w:t xml:space="preserve">"as responsiveness to negative reviews increases, the host's intensive replying becomes more effective for the property's success."</w:t>
+      </w:r>
+    </w:p>
+    <w:p>
+      <w:pPr>
+        <w:pBdr>
+          <w:left w:val="single" w:color="AAAAAA" w:sz="12" w:space="8"/>
+        </w:pBdr>
+        <w:shd w:fill="F8F8F8" w:color="auto" w:val="clear"/>
+        <w:spacing w:after="40" w:before="40"/>
+        <w:ind w:left="400"/>
+      </w:pPr>
+      <w:r>
+        <w:rPr>
+          <w:rFonts w:ascii="Noto Sans CJK KR" w:cs="Noto Sans CJK KR" w:eastAsia="Noto Sans CJK KR" w:hAnsi="Noto Sans CJK KR"/>
+          <w:b w:val="false"/>
+          <w:bCs w:val="false"/>
+          <w:i w:val="false"/>
+          <w:iCs w:val="false"/>
+          <w:sz w:val="22"/>
+          <w:szCs w:val="22"/>
+        </w:rPr>
+        <w:t xml:space="preserve">Consult the original article for the plot itself.</w:t>
+      </w:r>
+    </w:p>
+    <w:p>
+      <w:pPr>
+        <w:spacing w:after="40" w:before="40"/>
+      </w:pPr>
+      <w:r>
+        <w:t xml:space="preserve"/>
+      </w:r>
+    </w:p>
+    <w:p>
+      <w:pPr>
+        <w:pBdr>
+          <w:bottom w:val="single" w:color="888888" w:sz="6" w:space="1"/>
+        </w:pBdr>
+        <w:spacing w:after="120" w:before="120"/>
+      </w:pPr>
+      <w:r>
+        <w:t xml:space="preserve"/>
+      </w:r>
+    </w:p>
+    <w:p>
+      <w:pPr>
+        <w:spacing w:after="40" w:before="40"/>
+      </w:pPr>
+      <w:r>
+        <w:t xml:space="preserve"/>
+      </w:r>
+    </w:p>
+    <w:p>
+      <w:pPr>
+        <w:pStyle w:val="Heading2"/>
+        <w:spacing w:after="120" w:before="240"/>
+      </w:pPr>
+      <w:r>
+        <w:rPr>
+          <w:rFonts w:ascii="Noto Sans CJK KR" w:cs="Noto Sans CJK KR" w:eastAsia="Noto Sans CJK KR" w:hAnsi="Noto Sans CJK KR"/>
+          <w:b/>
+          <w:bCs/>
+          <w:i w:val="false"/>
+          <w:iCs w:val="false"/>
+          <w:sz w:val="30"/>
+          <w:szCs w:val="30"/>
+        </w:rPr>
+        <w:t xml:space="preserve">Exhibit D · Table 6 — Rating decline as a moderator (MBA technical session)</w:t>
+      </w:r>
+    </w:p>
+    <w:p>
+      <w:pPr>
+        <w:spacing w:after="40" w:before="40"/>
+      </w:pPr>
+      <w:r>
+        <w:t xml:space="preserve"/>
+      </w:r>
+    </w:p>
+    <w:p>
+      <w:pPr>
+        <w:spacing w:after="60" w:before="60" w:line="320"/>
+      </w:pPr>
+      <w:r>
+        <w:rPr>
+          <w:rFonts w:ascii="Noto Sans CJK KR" w:cs="Noto Sans CJK KR" w:eastAsia="Noto Sans CJK KR" w:hAnsi="Noto Sans CJK KR"/>
+          <w:b w:val="false"/>
+          <w:bCs w:val="false"/>
+          <w:i/>
+          <w:iCs/>
+          <w:sz w:val="22"/>
+          <w:szCs w:val="22"/>
+        </w:rPr>
+        <w:t xml:space="preserve">Manuscript Table 6, "평판 하락의 조절효과 분석 결과". Reproduced as printed. Models 3 and 4 each carry one moderation term only; the paper leaves the other cell as `-`.</w:t>
+      </w:r>
+    </w:p>
+    <w:p>
+      <w:pPr>
+        <w:spacing w:after="40" w:before="40"/>
+      </w:pPr>
+      <w:r>
+        <w:t xml:space="preserve"/>
+      </w:r>
+    </w:p>
+    <w:tbl>
+      <w:tblPr>
+        <w:tblW w:type="dxa" w:w="9000"/>
+        <w:tblBorders>
+          <w:top w:val="single" w:color="auto" w:sz="4"/>
+          <w:left w:val="single" w:color="auto" w:sz="4"/>
+          <w:bottom w:val="single" w:color="auto" w:sz="4"/>
+          <w:right w:val="single" w:color="auto" w:sz="4"/>
+          <w:insideH w:val="single" w:color="auto" w:sz="4"/>
+          <w:insideV w:val="single" w:color="auto" w:sz="4"/>
+        </w:tblBorders>
+      </w:tblPr>
+      <w:tblGrid>
+        <w:gridCol w:w="2250"/>
+        <w:gridCol w:w="2250"/>
+        <w:gridCol w:w="2250"/>
+        <w:gridCol w:w="2250"/>
+      </w:tblGrid>
+      <w:tr>
+        <w:trPr>
+          <w:cantSplit/>
+          <w:tblHeader/>
+        </w:trPr>
+        <w:tc>
+          <w:tcPr>
+            <w:tcW w:type="dxa" w:w="2250"/>
+            <w:shd w:fill="D9D9D9" w:color="auto" w:val="clear"/>
+          </w:tcPr>
+          <w:p>
+            <w:pPr>
+              <w:keepNext/>
+              <w:jc w:val="center"/>
+            </w:pPr>
+            <w:r>
+              <w:rPr>
+                <w:rFonts w:ascii="Noto Sans CJK KR" w:cs="Noto Sans CJK KR" w:eastAsia="Noto Sans CJK KR" w:hAnsi="Noto Sans CJK KR"/>
+              </w:rPr>
+              <w:t xml:space="preserve"/>
+            </w:r>
+          </w:p>
+        </w:tc>
+        <w:tc>
+          <w:tcPr>
+            <w:tcW w:type="dxa" w:w="2250"/>
+            <w:shd w:fill="D9D9D9" w:color="auto" w:val="clear"/>
+          </w:tcPr>
+          <w:p>
+            <w:pPr>
+              <w:keepNext/>
+              <w:jc w:val="center"/>
+            </w:pPr>
+            <w:r>
+              <w:rPr>
+                <w:rFonts w:ascii="Noto Sans CJK KR" w:cs="Noto Sans CJK KR" w:eastAsia="Noto Sans CJK KR" w:hAnsi="Noto Sans CJK KR"/>
+                <w:b/>
+                <w:bCs/>
+                <w:i w:val="false"/>
+                <w:iCs w:val="false"/>
+                <w:sz w:val="22"/>
+                <w:szCs w:val="22"/>
+              </w:rPr>
+              <w:t xml:space="preserve">Variable</w:t>
+            </w:r>
+          </w:p>
+        </w:tc>
+        <w:tc>
+          <w:tcPr>
+            <w:tcW w:type="dxa" w:w="2250"/>
+            <w:shd w:fill="D9D9D9" w:color="auto" w:val="clear"/>
+          </w:tcPr>
+          <w:p>
+            <w:pPr>
+              <w:keepNext/>
+              <w:jc w:val="center"/>
+            </w:pPr>
+            <w:r>
+              <w:rPr>
+                <w:rFonts w:ascii="Noto Sans CJK KR" w:cs="Noto Sans CJK KR" w:eastAsia="Noto Sans CJK KR" w:hAnsi="Noto Sans CJK KR"/>
+                <w:b/>
+                <w:bCs/>
+                <w:i w:val="false"/>
+                <w:iCs w:val="false"/>
+                <w:sz w:val="22"/>
+                <w:szCs w:val="22"/>
+              </w:rPr>
+              <w:t xml:space="preserve">Model 3 Coefficient (Standard error)</w:t>
+            </w:r>
+          </w:p>
+        </w:tc>
+        <w:tc>
+          <w:tcPr>
+            <w:tcW w:type="dxa" w:w="2250"/>
+            <w:shd w:fill="D9D9D9" w:color="auto" w:val="clear"/>
+          </w:tcPr>
+          <w:p>
+            <w:pPr>
+              <w:keepNext/>
+              <w:jc w:val="center"/>
+            </w:pPr>
+            <w:r>
+              <w:rPr>
+                <w:rFonts w:ascii="Noto Sans CJK KR" w:cs="Noto Sans CJK KR" w:eastAsia="Noto Sans CJK KR" w:hAnsi="Noto Sans CJK KR"/>
+                <w:b/>
+                <w:bCs/>
+                <w:i w:val="false"/>
+                <w:iCs w:val="false"/>
+                <w:sz w:val="22"/>
+                <w:szCs w:val="22"/>
+              </w:rPr>
+              <w:t xml:space="preserve">Model 4 Coefficient (Standard error)</w:t>
+            </w:r>
+          </w:p>
+        </w:tc>
+      </w:tr>
+      <w:tr>
+        <w:trPr>
+          <w:cantSplit/>
+        </w:trPr>
+        <w:tc>
+          <w:tcPr>
+            <w:tcW w:type="dxa" w:w="2250"/>
+          </w:tcPr>
+          <w:p>
+            <w:pPr>
+              <w:keepNext/>
+            </w:pPr>
+            <w:r>
+              <w:rPr>
+                <w:rFonts w:ascii="Noto Sans CJK KR" w:cs="Noto Sans CJK KR" w:eastAsia="Noto Sans CJK KR" w:hAnsi="Noto Sans CJK KR"/>
+                <w:b w:val="false"/>
+                <w:bCs w:val="false"/>
+                <w:i w:val="false"/>
+                <w:iCs w:val="false"/>
+                <w:sz w:val="22"/>
+                <w:szCs w:val="22"/>
+              </w:rPr>
+              <w:t xml:space="preserve">Situational factor (rating decline)</w:t>
+            </w:r>
+          </w:p>
+        </w:tc>
+        <w:tc>
+          <w:tcPr>
+            <w:tcW w:type="dxa" w:w="2250"/>
+          </w:tcPr>
+          <w:p>
+            <w:pPr>
+              <w:keepNext/>
+            </w:pPr>
+            <w:r>
+              <w:rPr>
+                <w:rFonts w:ascii="Noto Sans CJK KR" w:cs="Noto Sans CJK KR" w:eastAsia="Noto Sans CJK KR" w:hAnsi="Noto Sans CJK KR"/>
+                <w:b w:val="false"/>
+                <w:bCs w:val="false"/>
+                <w:i w:val="false"/>
+                <w:iCs w:val="false"/>
+                <w:sz w:val="22"/>
+                <w:szCs w:val="22"/>
+              </w:rPr>
+              <w:t xml:space="preserve">rating_decline</w:t>
+            </w:r>
+          </w:p>
+        </w:tc>
+        <w:tc>
+          <w:tcPr>
+            <w:tcW w:type="dxa" w:w="2250"/>
+          </w:tcPr>
+          <w:p>
+            <w:pPr>
+              <w:keepNext/>
+            </w:pPr>
+            <w:r>
+              <w:rPr>
+                <w:rFonts w:ascii="Noto Sans CJK KR" w:cs="Noto Sans CJK KR" w:eastAsia="Noto Sans CJK KR" w:hAnsi="Noto Sans CJK KR"/>
+                <w:b w:val="false"/>
+                <w:bCs w:val="false"/>
+                <w:i w:val="false"/>
+                <w:iCs w:val="false"/>
+                <w:sz w:val="22"/>
+                <w:szCs w:val="22"/>
+              </w:rPr>
+              <w:t xml:space="preserve">-0.081*** (0.013)</w:t>
+            </w:r>
+          </w:p>
+        </w:tc>
+        <w:tc>
+          <w:tcPr>
+            <w:tcW w:type="dxa" w:w="2250"/>
+          </w:tcPr>
+          <w:p>
+            <w:pPr>
+              <w:keepNext/>
+            </w:pPr>
+            <w:r>
+              <w:rPr>
+                <w:rFonts w:ascii="Noto Sans CJK KR" w:cs="Noto Sans CJK KR" w:eastAsia="Noto Sans CJK KR" w:hAnsi="Noto Sans CJK KR"/>
+                <w:b w:val="false"/>
+                <w:bCs w:val="false"/>
+                <w:i w:val="false"/>
+                <w:iCs w:val="false"/>
+                <w:sz w:val="22"/>
+                <w:szCs w:val="22"/>
+              </w:rPr>
+              <w:t xml:space="preserve">-0.049*** (0.007)</w:t>
+            </w:r>
+          </w:p>
+        </w:tc>
+      </w:tr>
+      <w:tr>
+        <w:trPr>
+          <w:cantSplit/>
+        </w:trPr>
+        <w:tc>
+          <w:tcPr>
+            <w:tcW w:type="dxa" w:w="2250"/>
+          </w:tcPr>
+          <w:p>
+            <w:pPr>
+              <w:keepNext/>
+            </w:pPr>
+            <w:r>
+              <w:rPr>
+                <w:rFonts w:ascii="Noto Sans CJK KR" w:cs="Noto Sans CJK KR" w:eastAsia="Noto Sans CJK KR" w:hAnsi="Noto Sans CJK KR"/>
+                <w:b w:val="false"/>
+                <w:bCs w:val="false"/>
+                <w:i w:val="false"/>
+                <w:iCs w:val="false"/>
+                <w:sz w:val="22"/>
+                <w:szCs w:val="22"/>
+              </w:rPr>
+              <w:t xml:space="preserve">Intensity</w:t>
+            </w:r>
+          </w:p>
+        </w:tc>
+        <w:tc>
+          <w:tcPr>
+            <w:tcW w:type="dxa" w:w="2250"/>
+          </w:tcPr>
+          <w:p>
+            <w:pPr>
+              <w:keepNext/>
+            </w:pPr>
+            <w:r>
+              <w:rPr>
+                <w:rFonts w:ascii="Noto Sans CJK KR" w:cs="Noto Sans CJK KR" w:eastAsia="Noto Sans CJK KR" w:hAnsi="Noto Sans CJK KR"/>
+                <w:b w:val="false"/>
+                <w:bCs w:val="false"/>
+                <w:i w:val="false"/>
+                <w:iCs w:val="false"/>
+                <w:sz w:val="22"/>
+                <w:szCs w:val="22"/>
+              </w:rPr>
+              <w:t xml:space="preserve">reply_count</w:t>
+            </w:r>
+          </w:p>
+        </w:tc>
+        <w:tc>
+          <w:tcPr>
+            <w:tcW w:type="dxa" w:w="2250"/>
+          </w:tcPr>
+          <w:p>
+            <w:pPr>
+              <w:keepNext/>
+            </w:pPr>
+            <w:r>
+              <w:rPr>
+                <w:rFonts w:ascii="Noto Sans CJK KR" w:cs="Noto Sans CJK KR" w:eastAsia="Noto Sans CJK KR" w:hAnsi="Noto Sans CJK KR"/>
+                <w:b w:val="false"/>
+                <w:bCs w:val="false"/>
+                <w:i w:val="false"/>
+                <w:iCs w:val="false"/>
+                <w:sz w:val="22"/>
+                <w:szCs w:val="22"/>
+              </w:rPr>
+              <w:t xml:space="preserve">0.133*** (0.010)</w:t>
+            </w:r>
+          </w:p>
+        </w:tc>
+        <w:tc>
+          <w:tcPr>
+            <w:tcW w:type="dxa" w:w="2250"/>
+          </w:tcPr>
+          <w:p>
+            <w:pPr>
+              <w:keepNext/>
+            </w:pPr>
+            <w:r>
+              <w:rPr>
+                <w:rFonts w:ascii="Noto Sans CJK KR" w:cs="Noto Sans CJK KR" w:eastAsia="Noto Sans CJK KR" w:hAnsi="Noto Sans CJK KR"/>
+                <w:b w:val="false"/>
+                <w:bCs w:val="false"/>
+                <w:i w:val="false"/>
+                <w:iCs w:val="false"/>
+                <w:sz w:val="22"/>
+                <w:szCs w:val="22"/>
+              </w:rPr>
+              <w:t xml:space="preserve">0.139*** (0.010)</w:t>
+            </w:r>
+          </w:p>
+        </w:tc>
+      </w:tr>
+      <w:tr>
+        <w:trPr>
+          <w:cantSplit/>
+        </w:trPr>
+        <w:tc>
+          <w:tcPr>
+            <w:tcW w:type="dxa" w:w="2250"/>
+          </w:tcPr>
+          <w:p>
+            <w:pPr>
+              <w:keepNext/>
+            </w:pPr>
+            <w:r>
+              <w:rPr>
+                <w:rFonts w:ascii="Noto Sans CJK KR" w:cs="Noto Sans CJK KR" w:eastAsia="Noto Sans CJK KR" w:hAnsi="Noto Sans CJK KR"/>
+                <w:b w:val="false"/>
+                <w:bCs w:val="false"/>
+                <w:i w:val="false"/>
+                <w:iCs w:val="false"/>
+                <w:sz w:val="22"/>
+                <w:szCs w:val="22"/>
+              </w:rPr>
+              <w:t xml:space="preserve"> </w:t>
+            </w:r>
+          </w:p>
+        </w:tc>
+        <w:tc>
+          <w:tcPr>
+            <w:tcW w:type="dxa" w:w="2250"/>
+          </w:tcPr>
+          <w:p>
+            <w:pPr>
+              <w:keepNext/>
+            </w:pPr>
+            <w:r>
+              <w:rPr>
+                <w:rFonts w:ascii="Noto Sans CJK KR" w:cs="Noto Sans CJK KR" w:eastAsia="Noto Sans CJK KR" w:hAnsi="Noto Sans CJK KR"/>
+                <w:b w:val="false"/>
+                <w:bCs w:val="false"/>
+                <w:i w:val="false"/>
+                <w:iCs w:val="false"/>
+                <w:sz w:val="22"/>
+                <w:szCs w:val="22"/>
+              </w:rPr>
+              <w:t xml:space="preserve">rating_decline *reply_count</w:t>
+            </w:r>
+          </w:p>
+        </w:tc>
+        <w:tc>
+          <w:tcPr>
+            <w:tcW w:type="dxa" w:w="2250"/>
+          </w:tcPr>
+          <w:p>
+            <w:pPr>
+              <w:keepNext/>
+            </w:pPr>
+            <w:r>
+              <w:rPr>
+                <w:rFonts w:ascii="Noto Sans CJK KR" w:cs="Noto Sans CJK KR" w:eastAsia="Noto Sans CJK KR" w:hAnsi="Noto Sans CJK KR"/>
+                <w:b w:val="false"/>
+                <w:bCs w:val="false"/>
+                <w:i w:val="false"/>
+                <w:iCs w:val="false"/>
+                <w:sz w:val="22"/>
+                <w:szCs w:val="22"/>
+              </w:rPr>
+              <w:t xml:space="preserve">0.020*** (0.005)</w:t>
+            </w:r>
+          </w:p>
+        </w:tc>
+        <w:tc>
+          <w:tcPr>
+            <w:tcW w:type="dxa" w:w="2250"/>
+          </w:tcPr>
+          <w:p>
+            <w:pPr>
+              <w:keepNext/>
+            </w:pPr>
+            <w:r>
+              <w:rPr>
+                <w:rFonts w:ascii="Noto Sans CJK KR" w:cs="Noto Sans CJK KR" w:eastAsia="Noto Sans CJK KR" w:hAnsi="Noto Sans CJK KR"/>
+                <w:b w:val="false"/>
+                <w:bCs w:val="false"/>
+                <w:i w:val="false"/>
+                <w:iCs w:val="false"/>
+                <w:sz w:val="22"/>
+                <w:szCs w:val="22"/>
+              </w:rPr>
+              <w:t xml:space="preserve">-</w:t>
+            </w:r>
+          </w:p>
+        </w:tc>
+      </w:tr>
+      <w:tr>
+        <w:trPr>
+          <w:cantSplit/>
+        </w:trPr>
+        <w:tc>
+          <w:tcPr>
+            <w:tcW w:type="dxa" w:w="2250"/>
+          </w:tcPr>
+          <w:p>
+            <w:pPr>
+              <w:keepNext/>
+            </w:pPr>
+            <w:r>
+              <w:rPr>
+                <w:rFonts w:ascii="Noto Sans CJK KR" w:cs="Noto Sans CJK KR" w:eastAsia="Noto Sans CJK KR" w:hAnsi="Noto Sans CJK KR"/>
+                <w:b w:val="false"/>
+                <w:bCs w:val="false"/>
+                <w:i w:val="false"/>
+                <w:iCs w:val="false"/>
+                <w:sz w:val="22"/>
+                <w:szCs w:val="22"/>
+              </w:rPr>
+              <w:t xml:space="preserve">Timeliness</w:t>
+            </w:r>
+          </w:p>
+        </w:tc>
+        <w:tc>
+          <w:tcPr>
+            <w:tcW w:type="dxa" w:w="2250"/>
+          </w:tcPr>
+          <w:p>
+            <w:pPr>
+              <w:keepNext/>
+            </w:pPr>
+            <w:r>
+              <w:rPr>
+                <w:rFonts w:ascii="Noto Sans CJK KR" w:cs="Noto Sans CJK KR" w:eastAsia="Noto Sans CJK KR" w:hAnsi="Noto Sans CJK KR"/>
+                <w:b w:val="false"/>
+                <w:bCs w:val="false"/>
+                <w:i w:val="false"/>
+                <w:iCs w:val="false"/>
+                <w:sz w:val="22"/>
+                <w:szCs w:val="22"/>
+              </w:rPr>
+              <w:t xml:space="preserve">reply_speed</w:t>
+            </w:r>
+          </w:p>
+        </w:tc>
+        <w:tc>
+          <w:tcPr>
+            <w:tcW w:type="dxa" w:w="2250"/>
+          </w:tcPr>
+          <w:p>
+            <w:pPr>
+              <w:keepNext/>
+            </w:pPr>
+            <w:r>
+              <w:rPr>
+                <w:rFonts w:ascii="Noto Sans CJK KR" w:cs="Noto Sans CJK KR" w:eastAsia="Noto Sans CJK KR" w:hAnsi="Noto Sans CJK KR"/>
+                <w:b w:val="false"/>
+                <w:bCs w:val="false"/>
+                <w:i w:val="false"/>
+                <w:iCs w:val="false"/>
+                <w:sz w:val="22"/>
+                <w:szCs w:val="22"/>
+              </w:rPr>
+              <w:t xml:space="preserve">0.033** (0.011)</w:t>
+            </w:r>
+          </w:p>
+        </w:tc>
+        <w:tc>
+          <w:tcPr>
+            <w:tcW w:type="dxa" w:w="2250"/>
+          </w:tcPr>
+          <w:p>
+            <w:pPr>
+              <w:keepNext/>
+            </w:pPr>
+            <w:r>
+              <w:rPr>
+                <w:rFonts w:ascii="Noto Sans CJK KR" w:cs="Noto Sans CJK KR" w:eastAsia="Noto Sans CJK KR" w:hAnsi="Noto Sans CJK KR"/>
+                <w:b w:val="false"/>
+                <w:bCs w:val="false"/>
+                <w:i w:val="false"/>
+                <w:iCs w:val="false"/>
+                <w:sz w:val="22"/>
+                <w:szCs w:val="22"/>
+              </w:rPr>
+              <w:t xml:space="preserve">0.039** (0.012)</w:t>
+            </w:r>
+          </w:p>
+        </w:tc>
+      </w:tr>
+      <w:tr>
+        <w:trPr>
+          <w:cantSplit/>
+        </w:trPr>
+        <w:tc>
+          <w:tcPr>
+            <w:tcW w:type="dxa" w:w="2250"/>
+          </w:tcPr>
+          <w:p>
+            <w:pPr>
+              <w:keepNext/>
+            </w:pPr>
+            <w:r>
+              <w:rPr>
+                <w:rFonts w:ascii="Noto Sans CJK KR" w:cs="Noto Sans CJK KR" w:eastAsia="Noto Sans CJK KR" w:hAnsi="Noto Sans CJK KR"/>
+                <w:b w:val="false"/>
+                <w:bCs w:val="false"/>
+                <w:i w:val="false"/>
+                <w:iCs w:val="false"/>
+                <w:sz w:val="22"/>
+                <w:szCs w:val="22"/>
+              </w:rPr>
+              <w:t xml:space="preserve"> </w:t>
+            </w:r>
+          </w:p>
+        </w:tc>
+        <w:tc>
+          <w:tcPr>
+            <w:tcW w:type="dxa" w:w="2250"/>
+          </w:tcPr>
+          <w:p>
+            <w:pPr>
+              <w:keepNext/>
+            </w:pPr>
+            <w:r>
+              <w:rPr>
+                <w:rFonts w:ascii="Noto Sans CJK KR" w:cs="Noto Sans CJK KR" w:eastAsia="Noto Sans CJK KR" w:hAnsi="Noto Sans CJK KR"/>
+                <w:b w:val="false"/>
+                <w:bCs w:val="false"/>
+                <w:i w:val="false"/>
+                <w:iCs w:val="false"/>
+                <w:sz w:val="22"/>
+                <w:szCs w:val="22"/>
+              </w:rPr>
+              <w:t xml:space="preserve">rating_decline *reply_speed</w:t>
+            </w:r>
+          </w:p>
+        </w:tc>
+        <w:tc>
+          <w:tcPr>
+            <w:tcW w:type="dxa" w:w="2250"/>
+          </w:tcPr>
+          <w:p>
+            <w:pPr>
+              <w:keepNext/>
+            </w:pPr>
+            <w:r>
+              <w:rPr>
+                <w:rFonts w:ascii="Noto Sans CJK KR" w:cs="Noto Sans CJK KR" w:eastAsia="Noto Sans CJK KR" w:hAnsi="Noto Sans CJK KR"/>
+                <w:b w:val="false"/>
+                <w:bCs w:val="false"/>
+                <w:i w:val="false"/>
+                <w:iCs w:val="false"/>
+                <w:sz w:val="22"/>
+                <w:szCs w:val="22"/>
+              </w:rPr>
+              <w:t xml:space="preserve">-</w:t>
+            </w:r>
+          </w:p>
+        </w:tc>
+        <w:tc>
+          <w:tcPr>
+            <w:tcW w:type="dxa" w:w="2250"/>
+          </w:tcPr>
+          <w:p>
+            <w:pPr>
+              <w:keepNext/>
+            </w:pPr>
+            <w:r>
+              <w:rPr>
+                <w:rFonts w:ascii="Noto Sans CJK KR" w:cs="Noto Sans CJK KR" w:eastAsia="Noto Sans CJK KR" w:hAnsi="Noto Sans CJK KR"/>
+                <w:b w:val="false"/>
+                <w:bCs w:val="false"/>
+                <w:i w:val="false"/>
+                <w:iCs w:val="false"/>
+                <w:sz w:val="22"/>
+                <w:szCs w:val="22"/>
+              </w:rPr>
+              <w:t xml:space="preserve">-0.013 (0.011)</w:t>
+            </w:r>
+          </w:p>
+        </w:tc>
+      </w:tr>
+      <w:tr>
+        <w:trPr>
+          <w:cantSplit/>
+        </w:trPr>
+        <w:tc>
+          <w:tcPr>
+            <w:tcW w:type="dxa" w:w="2250"/>
+          </w:tcPr>
+          <w:p>
+            <w:pPr>
+              <w:keepNext/>
+            </w:pPr>
+            <w:r>
+              <w:rPr>
+                <w:rFonts w:ascii="Noto Sans CJK KR" w:cs="Noto Sans CJK KR" w:eastAsia="Noto Sans CJK KR" w:hAnsi="Noto Sans CJK KR"/>
+                <w:b w:val="false"/>
+                <w:bCs w:val="false"/>
+                <w:i w:val="false"/>
+                <w:iCs w:val="false"/>
+                <w:sz w:val="22"/>
+                <w:szCs w:val="22"/>
+              </w:rPr>
+              <w:t xml:space="preserve">Controls</w:t>
+            </w:r>
+          </w:p>
+        </w:tc>
+        <w:tc>
+          <w:tcPr>
+            <w:tcW w:type="dxa" w:w="2250"/>
+          </w:tcPr>
+          <w:p>
+            <w:pPr>
+              <w:keepNext/>
+            </w:pPr>
+            <w:r>
+              <w:rPr>
+                <w:rFonts w:ascii="Noto Sans CJK KR" w:cs="Noto Sans CJK KR" w:eastAsia="Noto Sans CJK KR" w:hAnsi="Noto Sans CJK KR"/>
+                <w:b w:val="false"/>
+                <w:bCs w:val="false"/>
+                <w:i w:val="false"/>
+                <w:iCs w:val="false"/>
+                <w:sz w:val="22"/>
+                <w:szCs w:val="22"/>
+              </w:rPr>
+              <w:t xml:space="preserve">cumulative_reviews</w:t>
+            </w:r>
+          </w:p>
+        </w:tc>
+        <w:tc>
+          <w:tcPr>
+            <w:tcW w:type="dxa" w:w="2250"/>
+          </w:tcPr>
+          <w:p>
+            <w:pPr>
+              <w:keepNext/>
+            </w:pPr>
+            <w:r>
+              <w:rPr>
+                <w:rFonts w:ascii="Noto Sans CJK KR" w:cs="Noto Sans CJK KR" w:eastAsia="Noto Sans CJK KR" w:hAnsi="Noto Sans CJK KR"/>
+                <w:b w:val="false"/>
+                <w:bCs w:val="false"/>
+                <w:i w:val="false"/>
+                <w:iCs w:val="false"/>
+                <w:sz w:val="22"/>
+                <w:szCs w:val="22"/>
+              </w:rPr>
+              <w:t xml:space="preserve">0.129** (0.047)</w:t>
+            </w:r>
+          </w:p>
+        </w:tc>
+        <w:tc>
+          <w:tcPr>
+            <w:tcW w:type="dxa" w:w="2250"/>
+          </w:tcPr>
+          <w:p>
+            <w:pPr>
+              <w:keepNext/>
+            </w:pPr>
+            <w:r>
+              <w:rPr>
+                <w:rFonts w:ascii="Noto Sans CJK KR" w:cs="Noto Sans CJK KR" w:eastAsia="Noto Sans CJK KR" w:hAnsi="Noto Sans CJK KR"/>
+                <w:b w:val="false"/>
+                <w:bCs w:val="false"/>
+                <w:i w:val="false"/>
+                <w:iCs w:val="false"/>
+                <w:sz w:val="22"/>
+                <w:szCs w:val="22"/>
+              </w:rPr>
+              <w:t xml:space="preserve">0.130** (0.047)</w:t>
+            </w:r>
+          </w:p>
+        </w:tc>
+      </w:tr>
+      <w:tr>
+        <w:trPr>
+          <w:cantSplit/>
+        </w:trPr>
+        <w:tc>
+          <w:tcPr>
+            <w:tcW w:type="dxa" w:w="2250"/>
+          </w:tcPr>
+          <w:p>
+            <w:pPr>
+              <w:keepNext/>
+            </w:pPr>
+            <w:r>
+              <w:rPr>
+                <w:rFonts w:ascii="Noto Sans CJK KR" w:cs="Noto Sans CJK KR" w:eastAsia="Noto Sans CJK KR" w:hAnsi="Noto Sans CJK KR"/>
+                <w:b w:val="false"/>
+                <w:bCs w:val="false"/>
+                <w:i w:val="false"/>
+                <w:iCs w:val="false"/>
+                <w:sz w:val="22"/>
+                <w:szCs w:val="22"/>
+              </w:rPr>
+              <w:t xml:space="preserve"> </w:t>
+            </w:r>
+          </w:p>
+        </w:tc>
+        <w:tc>
+          <w:tcPr>
+            <w:tcW w:type="dxa" w:w="2250"/>
+          </w:tcPr>
+          <w:p>
+            <w:pPr>
+              <w:keepNext/>
+            </w:pPr>
+            <w:r>
+              <w:rPr>
+                <w:rFonts w:ascii="Noto Sans CJK KR" w:cs="Noto Sans CJK KR" w:eastAsia="Noto Sans CJK KR" w:hAnsi="Noto Sans CJK KR"/>
+                <w:b w:val="false"/>
+                <w:bCs w:val="false"/>
+                <w:i w:val="false"/>
+                <w:iCs w:val="false"/>
+                <w:sz w:val="22"/>
+                <w:szCs w:val="22"/>
+              </w:rPr>
+              <w:t xml:space="preserve">COVID_cases</w:t>
+            </w:r>
+          </w:p>
+        </w:tc>
+        <w:tc>
+          <w:tcPr>
+            <w:tcW w:type="dxa" w:w="2250"/>
+          </w:tcPr>
+          <w:p>
+            <w:pPr>
+              <w:keepNext/>
+            </w:pPr>
+            <w:r>
+              <w:rPr>
+                <w:rFonts w:ascii="Noto Sans CJK KR" w:cs="Noto Sans CJK KR" w:eastAsia="Noto Sans CJK KR" w:hAnsi="Noto Sans CJK KR"/>
+                <w:b w:val="false"/>
+                <w:bCs w:val="false"/>
+                <w:i w:val="false"/>
+                <w:iCs w:val="false"/>
+                <w:sz w:val="22"/>
+                <w:szCs w:val="22"/>
+              </w:rPr>
+              <w:t xml:space="preserve">-0.663*** (0.020)</w:t>
+            </w:r>
+          </w:p>
+        </w:tc>
+        <w:tc>
+          <w:tcPr>
+            <w:tcW w:type="dxa" w:w="2250"/>
+          </w:tcPr>
+          <w:p>
+            <w:pPr>
+              <w:keepNext/>
+            </w:pPr>
+            <w:r>
+              <w:rPr>
+                <w:rFonts w:ascii="Noto Sans CJK KR" w:cs="Noto Sans CJK KR" w:eastAsia="Noto Sans CJK KR" w:hAnsi="Noto Sans CJK KR"/>
+                <w:b w:val="false"/>
+                <w:bCs w:val="false"/>
+                <w:i w:val="false"/>
+                <w:iCs w:val="false"/>
+                <w:sz w:val="22"/>
+                <w:szCs w:val="22"/>
+              </w:rPr>
+              <w:t xml:space="preserve">-0.665*** (0.020)</w:t>
+            </w:r>
+          </w:p>
+        </w:tc>
+      </w:tr>
+      <w:tr>
+        <w:trPr>
+          <w:cantSplit/>
+        </w:trPr>
+        <w:tc>
+          <w:tcPr>
+            <w:tcW w:type="dxa" w:w="2250"/>
+          </w:tcPr>
+          <w:p>
+            <w:pPr>
+              <w:keepNext/>
+            </w:pPr>
+            <w:r>
+              <w:rPr>
+                <w:rFonts w:ascii="Noto Sans CJK KR" w:cs="Noto Sans CJK KR" w:eastAsia="Noto Sans CJK KR" w:hAnsi="Noto Sans CJK KR"/>
+                <w:b w:val="false"/>
+                <w:bCs w:val="false"/>
+                <w:i w:val="false"/>
+                <w:iCs w:val="false"/>
+                <w:sz w:val="22"/>
+                <w:szCs w:val="22"/>
+              </w:rPr>
+              <w:t xml:space="preserve"> </w:t>
+            </w:r>
+          </w:p>
+        </w:tc>
+        <w:tc>
+          <w:tcPr>
+            <w:tcW w:type="dxa" w:w="2250"/>
+          </w:tcPr>
+          <w:p>
+            <w:pPr>
+              <w:keepNext/>
+            </w:pPr>
+            <w:r>
+              <w:rPr>
+                <w:rFonts w:ascii="Noto Sans CJK KR" w:cs="Noto Sans CJK KR" w:eastAsia="Noto Sans CJK KR" w:hAnsi="Noto Sans CJK KR"/>
+                <w:b w:val="false"/>
+                <w:bCs w:val="false"/>
+                <w:i w:val="false"/>
+                <w:iCs w:val="false"/>
+                <w:sz w:val="22"/>
+                <w:szCs w:val="22"/>
+              </w:rPr>
+              <w:t xml:space="preserve">Constant</w:t>
+            </w:r>
+          </w:p>
+        </w:tc>
+        <w:tc>
+          <w:tcPr>
+            <w:tcW w:type="dxa" w:w="2250"/>
+          </w:tcPr>
+          <w:p>
+            <w:pPr>
+              <w:keepNext/>
+            </w:pPr>
+            <w:r>
+              <w:rPr>
+                <w:rFonts w:ascii="Noto Sans CJK KR" w:cs="Noto Sans CJK KR" w:eastAsia="Noto Sans CJK KR" w:hAnsi="Noto Sans CJK KR"/>
+                <w:b w:val="false"/>
+                <w:bCs w:val="false"/>
+                <w:i w:val="false"/>
+                <w:iCs w:val="false"/>
+                <w:sz w:val="22"/>
+                <w:szCs w:val="22"/>
+              </w:rPr>
+              <w:t xml:space="preserve">7.142*** (0.346)</w:t>
+            </w:r>
+          </w:p>
+        </w:tc>
+        <w:tc>
+          <w:tcPr>
+            <w:tcW w:type="dxa" w:w="2250"/>
+          </w:tcPr>
+          <w:p>
+            <w:pPr>
+              <w:keepNext/>
+            </w:pPr>
+            <w:r>
+              <w:rPr>
+                <w:rFonts w:ascii="Noto Sans CJK KR" w:cs="Noto Sans CJK KR" w:eastAsia="Noto Sans CJK KR" w:hAnsi="Noto Sans CJK KR"/>
+                <w:b w:val="false"/>
+                <w:bCs w:val="false"/>
+                <w:i w:val="false"/>
+                <w:iCs w:val="false"/>
+                <w:sz w:val="22"/>
+                <w:szCs w:val="22"/>
+              </w:rPr>
+              <w:t xml:space="preserve">7.142*** (0.346)</w:t>
+            </w:r>
+          </w:p>
+        </w:tc>
+      </w:tr>
+      <w:tr>
+        <w:trPr>
+          <w:cantSplit/>
+        </w:trPr>
+        <w:tc>
+          <w:tcPr>
+            <w:tcW w:type="dxa" w:w="2250"/>
+          </w:tcPr>
+          <w:p>
+            <w:pPr>
+              <w:keepNext/>
+            </w:pPr>
+            <w:r>
+              <w:rPr>
+                <w:rFonts w:ascii="Noto Sans CJK KR" w:cs="Noto Sans CJK KR" w:eastAsia="Noto Sans CJK KR" w:hAnsi="Noto Sans CJK KR"/>
+                <w:b w:val="false"/>
+                <w:bCs w:val="false"/>
+                <w:i w:val="false"/>
+                <w:iCs w:val="false"/>
+                <w:sz w:val="22"/>
+                <w:szCs w:val="22"/>
+              </w:rPr>
+              <w:t xml:space="preserve"> </w:t>
+            </w:r>
+          </w:p>
+        </w:tc>
+        <w:tc>
+          <w:tcPr>
+            <w:tcW w:type="dxa" w:w="2250"/>
+          </w:tcPr>
+          <w:p>
+            <w:pPr>
+              <w:keepNext/>
+            </w:pPr>
+            <w:r>
+              <w:rPr>
+                <w:rFonts w:ascii="Noto Sans CJK KR" w:cs="Noto Sans CJK KR" w:eastAsia="Noto Sans CJK KR" w:hAnsi="Noto Sans CJK KR"/>
+                <w:b w:val="false"/>
+                <w:bCs w:val="false"/>
+                <w:i w:val="false"/>
+                <w:iCs w:val="false"/>
+                <w:sz w:val="22"/>
+                <w:szCs w:val="22"/>
+              </w:rPr>
+              <w:t xml:space="preserve">Observations</w:t>
+            </w:r>
+          </w:p>
+        </w:tc>
+        <w:tc>
+          <w:tcPr>
+            <w:tcW w:type="dxa" w:w="2250"/>
+          </w:tcPr>
+          <w:p>
+            <w:pPr>
+              <w:keepNext/>
+            </w:pPr>
+            <w:r>
+              <w:rPr>
+                <w:rFonts w:ascii="Noto Sans CJK KR" w:cs="Noto Sans CJK KR" w:eastAsia="Noto Sans CJK KR" w:hAnsi="Noto Sans CJK KR"/>
+                <w:b w:val="false"/>
+                <w:bCs w:val="false"/>
+                <w:i w:val="false"/>
+                <w:iCs w:val="false"/>
+                <w:sz w:val="22"/>
+                <w:szCs w:val="22"/>
+              </w:rPr>
+              <w:t xml:space="preserve">26,734</w:t>
+            </w:r>
+          </w:p>
+        </w:tc>
+        <w:tc>
+          <w:tcPr>
+            <w:tcW w:type="dxa" w:w="2250"/>
+          </w:tcPr>
+          <w:p>
+            <w:pPr>
+              <w:keepNext/>
+            </w:pPr>
+            <w:r>
+              <w:rPr>
+                <w:rFonts w:ascii="Noto Sans CJK KR" w:cs="Noto Sans CJK KR" w:eastAsia="Noto Sans CJK KR" w:hAnsi="Noto Sans CJK KR"/>
+                <w:b w:val="false"/>
+                <w:bCs w:val="false"/>
+                <w:i w:val="false"/>
+                <w:iCs w:val="false"/>
+                <w:sz w:val="22"/>
+                <w:szCs w:val="22"/>
+              </w:rPr>
+              <w:t xml:space="preserve">26,734</w:t>
+            </w:r>
+          </w:p>
+        </w:tc>
+      </w:tr>
+      <w:tr>
+        <w:trPr>
+          <w:cantSplit/>
+        </w:trPr>
+        <w:tc>
+          <w:tcPr>
+            <w:tcW w:type="dxa" w:w="2250"/>
+          </w:tcPr>
+          <w:p>
+            <w:pPr>
+              <w:keepNext/>
+            </w:pPr>
+            <w:r>
+              <w:rPr>
+                <w:rFonts w:ascii="Noto Sans CJK KR" w:cs="Noto Sans CJK KR" w:eastAsia="Noto Sans CJK KR" w:hAnsi="Noto Sans CJK KR"/>
+                <w:b w:val="false"/>
+                <w:bCs w:val="false"/>
+                <w:i w:val="false"/>
+                <w:iCs w:val="false"/>
+                <w:sz w:val="22"/>
+                <w:szCs w:val="22"/>
+              </w:rPr>
+              <w:t xml:space="preserve"> </w:t>
+            </w:r>
+          </w:p>
+        </w:tc>
+        <w:tc>
+          <w:tcPr>
+            <w:tcW w:type="dxa" w:w="2250"/>
+          </w:tcPr>
+          <w:p>
+            <w:pPr>
+              <w:keepNext/>
+            </w:pPr>
+            <w:r>
+              <w:rPr>
+                <w:rFonts w:ascii="Noto Sans CJK KR" w:cs="Noto Sans CJK KR" w:eastAsia="Noto Sans CJK KR" w:hAnsi="Noto Sans CJK KR"/>
+                <w:b w:val="false"/>
+                <w:bCs w:val="false"/>
+                <w:i w:val="false"/>
+                <w:iCs w:val="false"/>
+                <w:sz w:val="22"/>
+                <w:szCs w:val="22"/>
+              </w:rPr>
+              <w:t xml:space="preserve">Groups</w:t>
+            </w:r>
+          </w:p>
+        </w:tc>
+        <w:tc>
+          <w:tcPr>
+            <w:tcW w:type="dxa" w:w="2250"/>
+          </w:tcPr>
+          <w:p>
+            <w:pPr>
+              <w:keepNext/>
+            </w:pPr>
+            <w:r>
+              <w:rPr>
+                <w:rFonts w:ascii="Noto Sans CJK KR" w:cs="Noto Sans CJK KR" w:eastAsia="Noto Sans CJK KR" w:hAnsi="Noto Sans CJK KR"/>
+                <w:b w:val="false"/>
+                <w:bCs w:val="false"/>
+                <w:i w:val="false"/>
+                <w:iCs w:val="false"/>
+                <w:sz w:val="22"/>
+                <w:szCs w:val="22"/>
+              </w:rPr>
+              <w:t xml:space="preserve">856</w:t>
+            </w:r>
+          </w:p>
+        </w:tc>
+        <w:tc>
+          <w:tcPr>
+            <w:tcW w:type="dxa" w:w="2250"/>
+          </w:tcPr>
+          <w:p>
+            <w:pPr>
+              <w:keepNext/>
+            </w:pPr>
+            <w:r>
+              <w:rPr>
+                <w:rFonts w:ascii="Noto Sans CJK KR" w:cs="Noto Sans CJK KR" w:eastAsia="Noto Sans CJK KR" w:hAnsi="Noto Sans CJK KR"/>
+                <w:b w:val="false"/>
+                <w:bCs w:val="false"/>
+                <w:i w:val="false"/>
+                <w:iCs w:val="false"/>
+                <w:sz w:val="22"/>
+                <w:szCs w:val="22"/>
+              </w:rPr>
+              <w:t xml:space="preserve">856</w:t>
+            </w:r>
+          </w:p>
+        </w:tc>
+      </w:tr>
+      <w:tr>
+        <w:trPr>
+          <w:cantSplit/>
+        </w:trPr>
+        <w:tc>
+          <w:tcPr>
+            <w:tcW w:type="dxa" w:w="2250"/>
+          </w:tcPr>
+          <w:p>
+            <w:pPr>
+              <w:keepNext/>
+            </w:pPr>
+            <w:r>
+              <w:rPr>
+                <w:rFonts w:ascii="Noto Sans CJK KR" w:cs="Noto Sans CJK KR" w:eastAsia="Noto Sans CJK KR" w:hAnsi="Noto Sans CJK KR"/>
+                <w:b w:val="false"/>
+                <w:bCs w:val="false"/>
+                <w:i w:val="false"/>
+                <w:iCs w:val="false"/>
+                <w:sz w:val="22"/>
+                <w:szCs w:val="22"/>
+              </w:rPr>
+              <w:t xml:space="preserve"> </w:t>
+            </w:r>
+          </w:p>
+        </w:tc>
+        <w:tc>
+          <w:tcPr>
+            <w:tcW w:type="dxa" w:w="2250"/>
+          </w:tcPr>
+          <w:p>
+            <w:pPr>
+              <w:keepNext/>
+            </w:pPr>
+            <w:r>
+              <w:rPr>
+                <w:rFonts w:ascii="Noto Sans CJK KR" w:cs="Noto Sans CJK KR" w:eastAsia="Noto Sans CJK KR" w:hAnsi="Noto Sans CJK KR"/>
+                <w:b w:val="false"/>
+                <w:bCs w:val="false"/>
+                <w:i w:val="false"/>
+                <w:iCs w:val="false"/>
+                <w:sz w:val="22"/>
+                <w:szCs w:val="22"/>
+              </w:rPr>
+              <w:t xml:space="preserve">Adjusted R2</w:t>
+            </w:r>
+          </w:p>
+        </w:tc>
+        <w:tc>
+          <w:tcPr>
+            <w:tcW w:type="dxa" w:w="2250"/>
+          </w:tcPr>
+          <w:p>
+            <w:pPr>
+              <w:keepNext/>
+            </w:pPr>
+            <w:r>
+              <w:rPr>
+                <w:rFonts w:ascii="Noto Sans CJK KR" w:cs="Noto Sans CJK KR" w:eastAsia="Noto Sans CJK KR" w:hAnsi="Noto Sans CJK KR"/>
+                <w:b w:val="false"/>
+                <w:bCs w:val="false"/>
+                <w:i w:val="false"/>
+                <w:iCs w:val="false"/>
+                <w:sz w:val="22"/>
+                <w:szCs w:val="22"/>
+              </w:rPr>
+              <w:t xml:space="preserve">0.480</w:t>
+            </w:r>
+          </w:p>
+        </w:tc>
+        <w:tc>
+          <w:tcPr>
+            <w:tcW w:type="dxa" w:w="2250"/>
+          </w:tcPr>
+          <w:p>
+            <w:pPr>
+              <w:keepNext/>
+            </w:pPr>
+            <w:r>
+              <w:rPr>
+                <w:rFonts w:ascii="Noto Sans CJK KR" w:cs="Noto Sans CJK KR" w:eastAsia="Noto Sans CJK KR" w:hAnsi="Noto Sans CJK KR"/>
+                <w:b w:val="false"/>
+                <w:bCs w:val="false"/>
+                <w:i w:val="false"/>
+                <w:iCs w:val="false"/>
+                <w:sz w:val="22"/>
+                <w:szCs w:val="22"/>
+              </w:rPr>
+              <w:t xml:space="preserve">0.479</w:t>
+            </w:r>
+          </w:p>
+        </w:tc>
+      </w:tr>
+    </w:tbl>
+    <w:p>
+      <w:pPr>
+        <w:spacing w:after="100"/>
+      </w:pPr>
+      <w:r>
+        <w:t xml:space="preserve"/>
+      </w:r>
+    </w:p>
+    <w:p>
+      <w:pPr>
+        <w:spacing w:after="40" w:before="40"/>
+      </w:pPr>
+      <w:r>
+        <w:t xml:space="preserve"/>
+      </w:r>
+    </w:p>
+    <w:p>
+      <w:pPr>
+        <w:spacing w:after="60" w:before="60" w:line="320"/>
+      </w:pPr>
+      <w:r>
+        <w:rPr>
+          <w:rFonts w:ascii="Noto Sans CJK KR" w:cs="Noto Sans CJK KR" w:eastAsia="Noto Sans CJK KR" w:hAnsi="Noto Sans CJK KR"/>
+          <w:b w:val="false"/>
+          <w:bCs w:val="false"/>
+          <w:i/>
+          <w:iCs/>
+          <w:sz w:val="22"/>
+          <w:szCs w:val="22"/>
+        </w:rPr>
+        <w:t xml:space="preserve">Significance: ***p &lt;0.001, **p &lt; 0.01, *p &lt; 0.05. Parentheses report standard errors.</w:t>
+      </w:r>
+    </w:p>
+    <w:p>
+      <w:pPr>
+        <w:spacing w:after="40" w:before="40"/>
+      </w:pPr>
+      <w:r>
+        <w:t xml:space="preserve"/>
+      </w:r>
+    </w:p>
+    <w:p>
+      <w:pPr>
+        <w:spacing w:after="60" w:before="60" w:line="320"/>
+      </w:pPr>
+      <w:r>
+        <w:rPr>
+          <w:rFonts w:ascii="Noto Sans CJK KR" w:cs="Noto Sans CJK KR" w:eastAsia="Noto Sans CJK KR" w:hAnsi="Noto Sans CJK KR"/>
+          <w:b/>
+          <w:bCs/>
+          <w:i w:val="false"/>
+          <w:iCs w:val="false"/>
+          <w:sz w:val="22"/>
+          <w:szCs w:val="22"/>
+        </w:rPr>
+        <w:t xml:space="preserve">Manuscript Figure 3 — not reproduced</w:t>
+      </w:r>
+    </w:p>
+    <w:p>
+      <w:pPr>
+        <w:spacing w:after="40" w:before="40"/>
+      </w:pPr>
+      <w:r>
+        <w:t xml:space="preserve"/>
+      </w:r>
+    </w:p>
+    <w:p>
+      <w:pPr>
+        <w:pBdr>
+          <w:left w:val="single" w:color="AAAAAA" w:sz="12" w:space="8"/>
+        </w:pBdr>
+        <w:shd w:fill="F8F8F8" w:color="auto" w:val="clear"/>
+        <w:spacing w:after="40" w:before="40"/>
+        <w:ind w:left="400"/>
+      </w:pPr>
+      <w:r>
+        <w:rPr>
+          <w:rFonts w:ascii="Noto Sans CJK KR" w:cs="Noto Sans CJK KR" w:eastAsia="Noto Sans CJK KR" w:hAnsi="Noto Sans CJK KR"/>
+          <w:b w:val="false"/>
+          <w:bCs w:val="false"/>
+          <w:i w:val="false"/>
+          <w:iCs w:val="false"/>
+          <w:sz w:val="22"/>
+          <w:szCs w:val="22"/>
+        </w:rPr>
+        <w:t xml:space="preserve">Its caption reads </w:t>
+      </w:r>
+      <w:r>
+        <w:rPr>
+          <w:rFonts w:ascii="Noto Sans Mono CJK KR" w:cs="Noto Sans Mono CJK KR" w:eastAsia="Noto Sans Mono CJK KR" w:hAnsi="Noto Sans Mono CJK KR"/>
+          <w:b w:val="false"/>
+          <w:bCs w:val="false"/>
+          <w:i w:val="false"/>
+          <w:iCs w:val="false"/>
+          <w:sz w:val="20"/>
+          <w:szCs w:val="20"/>
+        </w:rPr>
+        <w:t xml:space="preserve">&lt;그림 3&gt; 평판 하락의 조절효과 그래프</w:t>
+      </w:r>
+      <w:r>
+        <w:rPr>
+          <w:rFonts w:ascii="Noto Sans CJK KR" w:cs="Noto Sans CJK KR" w:eastAsia="Noto Sans CJK KR" w:hAnsi="Noto Sans CJK KR"/>
+          <w:b w:val="false"/>
+          <w:bCs w:val="false"/>
+          <w:i w:val="false"/>
+          <w:iCs w:val="false"/>
+          <w:sz w:val="22"/>
+          <w:szCs w:val="22"/>
+        </w:rPr>
+        <w:t xml:space="preserve">, and its axis label </w:t>
+      </w:r>
+      <w:r>
+        <w:rPr>
+          <w:rFonts w:ascii="Noto Sans Mono CJK KR" w:cs="Noto Sans Mono CJK KR" w:eastAsia="Noto Sans Mono CJK KR" w:hAnsi="Noto Sans Mono CJK KR"/>
+          <w:b w:val="false"/>
+          <w:bCs w:val="false"/>
+          <w:i w:val="false"/>
+          <w:iCs w:val="false"/>
+          <w:sz w:val="20"/>
+          <w:szCs w:val="20"/>
+        </w:rPr>
+        <w:t xml:space="preserve">(모형 3) 평판 하락 × 적극성</w:t>
+      </w:r>
+      <w:r>
+        <w:rPr>
+          <w:rFonts w:ascii="Noto Sans CJK KR" w:cs="Noto Sans CJK KR" w:eastAsia="Noto Sans CJK KR" w:hAnsi="Noto Sans CJK KR"/>
+          <w:b w:val="false"/>
+          <w:bCs w:val="false"/>
+          <w:i w:val="false"/>
+          <w:iCs w:val="false"/>
+          <w:sz w:val="22"/>
+          <w:szCs w:val="22"/>
+        </w:rPr>
+        <w:t xml:space="preserve">.</w:t>
+      </w:r>
+    </w:p>
+    <w:p>
+      <w:pPr>
+        <w:pBdr>
+          <w:left w:val="single" w:color="AAAAAA" w:sz="12" w:space="8"/>
+        </w:pBdr>
+        <w:shd w:fill="F8F8F8" w:color="auto" w:val="clear"/>
+        <w:spacing w:after="40" w:before="40"/>
+        <w:ind w:left="400"/>
+      </w:pPr>
+      <w:r>
+        <w:rPr>
+          <w:rFonts w:ascii="Noto Sans CJK KR" w:cs="Noto Sans CJK KR" w:eastAsia="Noto Sans CJK KR" w:hAnsi="Noto Sans CJK KR"/>
+          <w:b w:val="false"/>
+          <w:bCs w:val="false"/>
+          <w:i w:val="false"/>
+          <w:iCs w:val="false"/>
+          <w:sz w:val="22"/>
+          <w:szCs w:val="22"/>
+        </w:rPr>
+        <w:t xml:space="preserve">What the paper shows in that figure is this one sentence — </w:t>
+      </w:r>
+      <w:r>
+        <w:rPr>
+          <w:rFonts w:ascii="Noto Sans CJK KR" w:cs="Noto Sans CJK KR" w:eastAsia="Noto Sans CJK KR" w:hAnsi="Noto Sans CJK KR"/>
+          <w:b w:val="false"/>
+          <w:bCs w:val="false"/>
+          <w:i/>
+          <w:iCs/>
+          <w:sz w:val="22"/>
+          <w:szCs w:val="22"/>
+        </w:rPr>
+        <w:t xml:space="preserve">"as reputation declines, the host's intensive replying to negative reviews becomes more effective for success."</w:t>
+      </w:r>
+    </w:p>
+    <w:p>
+      <w:pPr>
+        <w:pBdr>
+          <w:left w:val="single" w:color="AAAAAA" w:sz="12" w:space="8"/>
+        </w:pBdr>
+        <w:shd w:fill="F8F8F8" w:color="auto" w:val="clear"/>
+        <w:spacing w:after="40" w:before="40"/>
+        <w:ind w:left="400"/>
+      </w:pPr>
+      <w:r>
+        <w:rPr>
+          <w:rFonts w:ascii="Noto Sans CJK KR" w:cs="Noto Sans CJK KR" w:eastAsia="Noto Sans CJK KR" w:hAnsi="Noto Sans CJK KR"/>
+          <w:b w:val="false"/>
+          <w:bCs w:val="false"/>
+          <w:i w:val="false"/>
+          <w:iCs w:val="false"/>
+          <w:sz w:val="22"/>
+          <w:szCs w:val="22"/>
+        </w:rPr>
+        <w:t xml:space="preserve">Consult the original article for the plot itself.</w:t>
       </w:r>
     </w:p>
     <w:p>
